--- a/docs/Текст ВКР Пирязев Михаил М8О-407Б-22.docx
+++ b/docs/Текст ВКР Пирязев Михаил М8О-407Б-22.docx
@@ -354,7 +354,18 @@
           <w:u w:val="single"/>
           <w:lang w:val="ru-RU"/>
         </w:rPr>
-        <w:t>№ 8 «Компьютерные науки и прикладная математика</w:t>
+        <w:t xml:space="preserve">№ 8 «Компьютерные науки и прикладная </w:t>
+      </w:r>
+      <w:proofErr w:type="gramStart"/>
+      <w:r>
+        <w:rPr>
+          <w:b/>
+          <w:sz w:val="22"/>
+          <w:szCs w:val="22"/>
+          <w:u w:val="single"/>
+          <w:lang w:val="ru-RU"/>
+        </w:rPr>
+        <w:t>математика</w:t>
       </w:r>
       <w:r>
         <w:rPr>
@@ -381,7 +392,18 @@
           <w:szCs w:val="22"/>
           <w:lang w:val="ru-RU"/>
         </w:rPr>
-        <w:t xml:space="preserve">Кафедра </w:t>
+        <w:t>Кафедра</w:t>
+      </w:r>
+      <w:proofErr w:type="gramEnd"/>
+      <w:r>
+        <w:rPr>
+          <w:b/>
+          <w:bCs/>
+          <w:sz w:val="22"/>
+          <w:szCs w:val="22"/>
+          <w:lang w:val="ru-RU"/>
+        </w:rPr>
+        <w:t xml:space="preserve"> </w:t>
       </w:r>
       <w:r>
         <w:rPr>
@@ -2081,7 +2103,39 @@
           <w:szCs w:val="16"/>
         </w:rPr>
         <w:tab/>
-        <w:t>(№ каф)                                                        (фамилия, имя, отчество полностью)</w:t>
+        <w:t xml:space="preserve">(№ </w:t>
+      </w:r>
+      <w:proofErr w:type="gramStart"/>
+      <w:r>
+        <w:rPr>
+          <w:sz w:val="16"/>
+          <w:szCs w:val="16"/>
+        </w:rPr>
+        <w:t xml:space="preserve">каф)   </w:t>
+      </w:r>
+      <w:proofErr w:type="gramEnd"/>
+      <w:r>
+        <w:rPr>
+          <w:sz w:val="16"/>
+          <w:szCs w:val="16"/>
+        </w:rPr>
+        <w:t xml:space="preserve">                                                  </w:t>
+      </w:r>
+      <w:proofErr w:type="gramStart"/>
+      <w:r>
+        <w:rPr>
+          <w:sz w:val="16"/>
+          <w:szCs w:val="16"/>
+        </w:rPr>
+        <w:t xml:space="preserve">   (</w:t>
+      </w:r>
+      <w:proofErr w:type="gramEnd"/>
+      <w:r>
+        <w:rPr>
+          <w:sz w:val="16"/>
+          <w:szCs w:val="16"/>
+        </w:rPr>
+        <w:t>фамилия, имя, отчество полностью)</w:t>
       </w:r>
     </w:p>
     <w:p>
@@ -2505,7 +2559,18 @@
           <w:u w:val="single"/>
           <w:lang w:val="ru-RU"/>
         </w:rPr>
-        <w:t>№ 8 «Компьютерные науки и прикладная математика</w:t>
+        <w:t xml:space="preserve">№ 8 «Компьютерные науки и прикладная </w:t>
+      </w:r>
+      <w:proofErr w:type="gramStart"/>
+      <w:r>
+        <w:rPr>
+          <w:b/>
+          <w:sz w:val="22"/>
+          <w:szCs w:val="22"/>
+          <w:u w:val="single"/>
+          <w:lang w:val="ru-RU"/>
+        </w:rPr>
+        <w:t>математика</w:t>
       </w:r>
       <w:r>
         <w:rPr>
@@ -2532,7 +2597,18 @@
           <w:szCs w:val="22"/>
           <w:lang w:val="ru-RU"/>
         </w:rPr>
-        <w:t xml:space="preserve">Кафедра </w:t>
+        <w:t>Кафедра</w:t>
+      </w:r>
+      <w:proofErr w:type="gramEnd"/>
+      <w:r>
+        <w:rPr>
+          <w:b/>
+          <w:bCs/>
+          <w:sz w:val="22"/>
+          <w:szCs w:val="22"/>
+          <w:lang w:val="ru-RU"/>
+        </w:rPr>
+        <w:t xml:space="preserve"> </w:t>
       </w:r>
       <w:r>
         <w:rPr>
@@ -2980,7 +3056,35 @@
         <w:rPr>
           <w:sz w:val="16"/>
         </w:rPr>
-        <w:t>(№ каф.)      (подпись)        (инициалы, фамилия)</w:t>
+        <w:t>(№ каф.)      (</w:t>
+      </w:r>
+      <w:proofErr w:type="gramStart"/>
+      <w:r>
+        <w:rPr>
+          <w:sz w:val="16"/>
+        </w:rPr>
+        <w:t xml:space="preserve">подпись)   </w:t>
+      </w:r>
+      <w:proofErr w:type="gramEnd"/>
+      <w:r>
+        <w:rPr>
+          <w:sz w:val="16"/>
+        </w:rPr>
+        <w:t xml:space="preserve">  </w:t>
+      </w:r>
+      <w:proofErr w:type="gramStart"/>
+      <w:r>
+        <w:rPr>
+          <w:sz w:val="16"/>
+        </w:rPr>
+        <w:t xml:space="preserve">   (</w:t>
+      </w:r>
+      <w:proofErr w:type="gramEnd"/>
+      <w:r>
+        <w:rPr>
+          <w:sz w:val="16"/>
+        </w:rPr>
+        <w:t>инициалы, фамилия)</w:t>
       </w:r>
     </w:p>
     <w:p>
@@ -3004,7 +3108,25 @@
           <w:lang w:val="ru-RU"/>
         </w:rPr>
         <w:tab/>
-        <w:t xml:space="preserve">           ____  __________ 20    г.</w:t>
+        <w:t xml:space="preserve">           ___</w:t>
+      </w:r>
+      <w:proofErr w:type="gramStart"/>
+      <w:r>
+        <w:rPr>
+          <w:sz w:val="24"/>
+          <w:szCs w:val="24"/>
+          <w:lang w:val="ru-RU"/>
+        </w:rPr>
+        <w:t>_  _</w:t>
+      </w:r>
+      <w:proofErr w:type="gramEnd"/>
+      <w:r>
+        <w:rPr>
+          <w:sz w:val="24"/>
+          <w:szCs w:val="24"/>
+          <w:lang w:val="ru-RU"/>
+        </w:rPr>
+        <w:t>_________ 20    г.</w:t>
       </w:r>
     </w:p>
     <w:p>
@@ -8796,13 +8918,23 @@
         <w:ind w:firstLine="0"/>
         <w:jc w:val="left"/>
       </w:pPr>
+      <w:proofErr w:type="gramStart"/>
       <w:r>
         <w:rPr>
           <w:rStyle w:val="UnnumberedHeadingOneNoTOC"/>
           <w:color w:val="000000"/>
           <w:szCs w:val="28"/>
         </w:rPr>
-        <w:t>Задержка  — время от поступления события в систему до получения результата обработки.</w:t>
+        <w:t>Задержка  —</w:t>
+      </w:r>
+      <w:proofErr w:type="gramEnd"/>
+      <w:r>
+        <w:rPr>
+          <w:rStyle w:val="UnnumberedHeadingOneNoTOC"/>
+          <w:color w:val="000000"/>
+          <w:szCs w:val="28"/>
+        </w:rPr>
+        <w:t xml:space="preserve"> время от поступления события в систему до получения результата обработки.</w:t>
       </w:r>
     </w:p>
     <w:p>
@@ -9265,7 +9397,23 @@
       </w:r>
       <w:r>
         <w:lastRenderedPageBreak/>
-        <w:t xml:space="preserve">данных, платёжные сети (например, МИР,  Visa, Mastercard), инфраструктуру банка и т. д. Из-за асинхронности, задержек сети и особенностей работы системы, одни и те же логические операции появляются в системе мониторинга в виде набора событий в не фиксированном порядке . На практике это приводит к ряду сложностей, одна из них - невозможность однозначно свести вместе события одной транзакции при отсутствии устойчивых идентификаторах; риск дублирования при </w:t>
+        <w:t xml:space="preserve">данных, платёжные сети (например, </w:t>
+      </w:r>
+      <w:proofErr w:type="gramStart"/>
+      <w:r>
+        <w:t>МИР,  Visa</w:t>
+      </w:r>
+      <w:proofErr w:type="gramEnd"/>
+      <w:r>
+        <w:t xml:space="preserve">, Mastercard), инфраструктуру банка и т. д. Из-за асинхронности, задержек сети и особенностей работы системы, одни и те же логические операции появляются в системе мониторинга в виде набора событий в не фиксированном </w:t>
+      </w:r>
+      <w:proofErr w:type="gramStart"/>
+      <w:r>
+        <w:t>порядке .</w:t>
+      </w:r>
+      <w:proofErr w:type="gramEnd"/>
+      <w:r>
+        <w:t xml:space="preserve"> На практике это приводит к ряду сложностей, одна из них - невозможность однозначно свести вместе события одной транзакции при отсутствии устойчивых идентификаторах; риск дублирования при </w:t>
       </w:r>
       <w:proofErr w:type="spellStart"/>
       <w:r>
@@ -9670,7 +9818,14 @@
       </w:r>
       <w:r>
         <w:noBreakHyphen/>
-        <w:t xml:space="preserve">за сетевых задержек, буферизации сообщений в промежуточных системах, </w:t>
+      </w:r>
+      <w:proofErr w:type="gramStart"/>
+      <w:r>
+        <w:t>за сетевых задержек</w:t>
+      </w:r>
+      <w:proofErr w:type="gramEnd"/>
+      <w:r>
+        <w:t xml:space="preserve">, буферизации сообщений в промежуточных системах, </w:t>
       </w:r>
       <w:r>
         <w:t>и т.д</w:t>
@@ -9680,7 +9835,14 @@
       </w:r>
       <w:r>
         <w:noBreakHyphen/>
-        <w:t>за сетевых задержек и времени обработки в промежуточных слоях. Кроме того, бывают "поздние события": информация о какой</w:t>
+      </w:r>
+      <w:proofErr w:type="gramStart"/>
+      <w:r>
+        <w:t>за сетевых задержек</w:t>
+      </w:r>
+      <w:proofErr w:type="gramEnd"/>
+      <w:r>
+        <w:t xml:space="preserve"> и времени обработки в промежуточных слоях. Кроме того, бывают "поздние события": информация о какой</w:t>
       </w:r>
       <w:r>
         <w:noBreakHyphen/>
@@ -9696,14 +9858,22 @@
         <w:t>Н</w:t>
       </w:r>
       <w:r>
-        <w:t xml:space="preserve">апример, если был сбой и пришлось переиграть данные из резервного источника, система должна уметь обрабатывать такие сценарии корректно. Это </w:t>
+        <w:t xml:space="preserve">апример, если был сбой и пришлось переиграть данные из резервного источника, система должна уметь обрабатывать такие сценарии корректно. </w:t>
+      </w:r>
+      <w:proofErr w:type="gramStart"/>
+      <w:r>
+        <w:t xml:space="preserve">Это </w:t>
       </w:r>
       <w:r>
         <w:t xml:space="preserve"> </w:t>
       </w:r>
       <w:r>
         <w:lastRenderedPageBreak/>
-        <w:t>может создавать сложности</w:t>
+        <w:t>может</w:t>
+      </w:r>
+      <w:proofErr w:type="gramEnd"/>
+      <w:r>
+        <w:t xml:space="preserve"> создавать сложности</w:t>
       </w:r>
       <w:r>
         <w:t xml:space="preserve">. </w:t>
@@ -9951,7 +10121,15 @@
         <w:pStyle w:val="a0"/>
       </w:pPr>
       <w:r>
-        <w:t>Журналирование и аудит действий — третий уровень, необходимый для соответствия нормативам. SOX требует, чтобы финансовые организации сохраняли логи аудита минимум семь лет и чтобы в них были указаны: кто выполнил действие, что именно, например, изменил правило детектирования, когда это было сделано и с каким результатом. В модуле мониторинга это означает, что система должна автоматически записывать каждое изменение конфигурации, каждый запуск ручно</w:t>
+        <w:t xml:space="preserve">Журналирование и аудит действий — третий уровень, необходимый для соответствия нормативам. SOX требует, чтобы финансовые организации сохраняли логи аудита минимум семь </w:t>
+      </w:r>
+      <w:proofErr w:type="gramStart"/>
+      <w:r>
+        <w:t>лет</w:t>
+      </w:r>
+      <w:proofErr w:type="gramEnd"/>
+      <w:r>
+        <w:t xml:space="preserve"> и чтобы в них были указаны: кто выполнил действие, что именно, например, изменил правило детектирования, когда это было сделано и с каким результатом. В модуле мониторинга это означает, что система должна автоматически записывать каждое изменение конфигурации, каждый запуск ручно</w:t>
       </w:r>
       <w:r>
         <w:t>й обработки</w:t>
@@ -10350,18 +10528,22 @@
         <w:t xml:space="preserve"> — тип события, по которому система выбирает нужные правила и обработчики, например «</w:t>
       </w:r>
       <w:proofErr w:type="spellStart"/>
+      <w:proofErr w:type="gramStart"/>
       <w:r>
         <w:t>authorization.response</w:t>
       </w:r>
       <w:proofErr w:type="spellEnd"/>
+      <w:proofErr w:type="gramEnd"/>
       <w:r>
         <w:t>» или «</w:t>
       </w:r>
       <w:proofErr w:type="spellStart"/>
+      <w:proofErr w:type="gramStart"/>
       <w:r>
         <w:t>refund.created</w:t>
       </w:r>
       <w:proofErr w:type="spellEnd"/>
+      <w:proofErr w:type="gramEnd"/>
       <w:r>
         <w:t xml:space="preserve">». В </w:t>
       </w:r>
@@ -10537,7 +10719,15 @@
       </w:r>
       <w:proofErr w:type="spellEnd"/>
       <w:r>
-        <w:t xml:space="preserve"> можно быстро перейти от абстрактного сигнала «выросли задержки» к конкретной цепочке вызовов и увидеть, где возникло узкое место.</w:t>
+        <w:t xml:space="preserve"> можно быстро перейти </w:t>
+      </w:r>
+      <w:proofErr w:type="gramStart"/>
+      <w:r>
+        <w:t>от абстрактного сигнала</w:t>
+      </w:r>
+      <w:proofErr w:type="gramEnd"/>
+      <w:r>
+        <w:t xml:space="preserve"> «выросли задержки» к конкретной цепочке вызовов и увидеть, где возникло узкое место.</w:t>
       </w:r>
     </w:p>
     <w:p>
@@ -10737,11 +10927,16 @@
       <w:r>
         <w:t xml:space="preserve">Обогащение данными из справочников лучше делать по </w:t>
       </w:r>
+      <w:proofErr w:type="gramStart"/>
       <w:r>
         <w:t>возможности</w:t>
       </w:r>
       <w:r>
-        <w:t xml:space="preserve"> , чтобы временная недоступность внешнего источника не останавливала основной поток.</w:t>
+        <w:t xml:space="preserve"> ,</w:t>
+      </w:r>
+      <w:proofErr w:type="gramEnd"/>
+      <w:r>
+        <w:t xml:space="preserve"> чтобы временная недоступность внешнего источника не останавливала основной поток.</w:t>
       </w:r>
     </w:p>
     <w:p>
@@ -10797,7 +10992,14 @@
       </w:r>
       <w:r>
         <w:noBreakHyphen/>
-        <w:t xml:space="preserve">за ошибок разбора или отсутствующих полей. Поэтому в промышленной эксплуатации формат события рассматривают как формальный контракт, а его изменение — как управляемый процесс с </w:t>
+      </w:r>
+      <w:proofErr w:type="gramStart"/>
+      <w:r>
+        <w:t>за ошибок</w:t>
+      </w:r>
+      <w:proofErr w:type="gramEnd"/>
+      <w:r>
+        <w:t xml:space="preserve"> разбора или отсутствующих полей. Поэтому в промышленной эксплуатации формат события рассматривают как формальный контракт, а его изменение — как управляемый процесс с </w:t>
       </w:r>
       <w:proofErr w:type="spellStart"/>
       <w:r>
@@ -11201,7 +11403,15 @@
         <w:pStyle w:val="a0"/>
       </w:pPr>
       <w:r>
-        <w:t xml:space="preserve">В обработке “повтор события” — это нормальная ситуация, а не исключение. Сообщение может быть отправлено повторно из за сетевого сбоя, </w:t>
+        <w:t xml:space="preserve">В обработке “повтор события” — это нормальная ситуация, а не исключение. Сообщение может быть отправлено повторно </w:t>
+      </w:r>
+      <w:proofErr w:type="gramStart"/>
+      <w:r>
+        <w:t>из за</w:t>
+      </w:r>
+      <w:proofErr w:type="gramEnd"/>
+      <w:r>
+        <w:t xml:space="preserve"> сетевого сбоя, </w:t>
       </w:r>
       <w:r>
         <w:t>повторного получения события от</w:t>
@@ -11285,7 +11495,15 @@
       </w:r>
       <w:proofErr w:type="spellEnd"/>
       <w:r>
-        <w:t xml:space="preserve"> для каждого отдельного события, а если событие пересылается повторно (например, из за сетевой ошибки), оно может иметь тот же </w:t>
+        <w:t xml:space="preserve"> для каждого отдельного события, а если событие пересылается повторно (например, </w:t>
+      </w:r>
+      <w:proofErr w:type="gramStart"/>
+      <w:r>
+        <w:t>из за</w:t>
+      </w:r>
+      <w:proofErr w:type="gramEnd"/>
+      <w:r>
+        <w:t xml:space="preserve"> сетевой ошибки), оно может иметь тот же </w:t>
       </w:r>
       <w:proofErr w:type="spellStart"/>
       <w:r>
@@ -11299,14 +11517,19 @@
         <w:t>источниками</w:t>
       </w:r>
       <w:r>
-        <w:t xml:space="preserve"> и </w:t>
-      </w:r>
-      <w:r>
         <w:t xml:space="preserve"> </w:t>
       </w:r>
+      <w:proofErr w:type="gramStart"/>
+      <w:r>
+        <w:t xml:space="preserve">и </w:t>
+      </w:r>
+      <w:r>
+        <w:t xml:space="preserve"> </w:t>
+      </w:r>
       <w:r>
         <w:t>дубликатами</w:t>
       </w:r>
+      <w:proofErr w:type="gramEnd"/>
       <w:r>
         <w:t xml:space="preserve"> </w:t>
       </w:r>
@@ -11459,7 +11682,15 @@
       </w:r>
       <w:proofErr w:type="spellEnd"/>
       <w:r>
-        <w:t xml:space="preserve"> или пишет агрегаты во внешнюю систему, эти операции тоже должны быть идемпотентными: один и тот же сигнал не должен создаваться дважды из за повторной обработки входного события. На практике для этого </w:t>
+        <w:t xml:space="preserve"> или пишет агрегаты во внешнюю систему, эти операции тоже должны быть идемпотентными: один и тот же сигнал не должен создаваться дважды </w:t>
+      </w:r>
+      <w:proofErr w:type="gramStart"/>
+      <w:r>
+        <w:t>из за</w:t>
+      </w:r>
+      <w:proofErr w:type="gramEnd"/>
+      <w:r>
+        <w:t xml:space="preserve"> повторной обработки входного события. На практике для этого </w:t>
       </w:r>
       <w:proofErr w:type="spellStart"/>
       <w:r>
@@ -11758,7 +11989,15 @@
         <w:t xml:space="preserve">, </w:t>
       </w:r>
       <w:r>
-        <w:t xml:space="preserve">запись во внешнюю БД,  отправка уведомления), строгая </w:t>
+        <w:t xml:space="preserve">запись во внешнюю </w:t>
+      </w:r>
+      <w:proofErr w:type="gramStart"/>
+      <w:r>
+        <w:t>БД,  отправка</w:t>
+      </w:r>
+      <w:proofErr w:type="gramEnd"/>
+      <w:r>
+        <w:t xml:space="preserve"> уведомления), строгая </w:t>
       </w:r>
       <w:proofErr w:type="spellStart"/>
       <w:r>
@@ -11844,7 +12083,31 @@
       </w:r>
       <w:proofErr w:type="spellEnd"/>
       <w:r>
-        <w:t xml:space="preserve"> отсутствует, при падении теряется сразу несколько классов информации. Во первых, теряются промежуточные накопления окон: счётчики и суммы могут обнулиться, из за чего следующие окна будут неполными. Во вторых, ломается </w:t>
+        <w:t xml:space="preserve"> отсутствует, при падении теряется сразу несколько классов информации. </w:t>
+      </w:r>
+      <w:proofErr w:type="gramStart"/>
+      <w:r>
+        <w:t>Во первых</w:t>
+      </w:r>
+      <w:proofErr w:type="gramEnd"/>
+      <w:r>
+        <w:t xml:space="preserve">, теряются промежуточные накопления окон: счётчики и суммы могут обнулиться, </w:t>
+      </w:r>
+      <w:proofErr w:type="gramStart"/>
+      <w:r>
+        <w:t>из за</w:t>
+      </w:r>
+      <w:proofErr w:type="gramEnd"/>
+      <w:r>
+        <w:t xml:space="preserve"> чего следующие окна будут неполными. </w:t>
+      </w:r>
+      <w:proofErr w:type="gramStart"/>
+      <w:r>
+        <w:t>Во вторых</w:t>
+      </w:r>
+      <w:proofErr w:type="gramEnd"/>
+      <w:r>
+        <w:t xml:space="preserve">, ломается </w:t>
       </w:r>
       <w:r>
         <w:t>дедупликация</w:t>
@@ -11864,7 +12127,15 @@
         <w:t>повторе</w:t>
       </w:r>
       <w:r>
-        <w:t xml:space="preserve"> входного потока начинает повторно учитывать события. В третьих, теряется прогресс обработки: если система читает события из брокера и не фиксирует, до какого места она обработала поток, то после рестарта она либо пропустит часть событий, либо прочитает их заново. В любом случае мониторинг перестаёт быть надёжным</w:t>
+        <w:t xml:space="preserve"> входного потока начинает повторно учитывать события. </w:t>
+      </w:r>
+      <w:proofErr w:type="gramStart"/>
+      <w:r>
+        <w:t>В третьих</w:t>
+      </w:r>
+      <w:proofErr w:type="gramEnd"/>
+      <w:r>
+        <w:t>, теряется прогресс обработки: если система читает события из брокера и не фиксирует, до какого места она обработала поток, то после рестарта она либо пропустит часть событий, либо прочитает их заново. В любом случае мониторинг перестаёт быть надёжным</w:t>
       </w:r>
       <w:r>
         <w:t>.</w:t>
@@ -11875,11 +12146,16 @@
         <w:pStyle w:val="a0"/>
       </w:pPr>
       <w:r>
-        <w:t>Отсюда базовый принцип устойчивости потоковой обработки: при сбоях нужно уметь откатиться к последнему согласованному состоянию и переиграть входные события так, чтобы итоговое состояние и выход были корректными. В разных стрим движках механизм называется по</w:t>
+        <w:t xml:space="preserve">Отсюда базовый принцип устойчивости потоковой обработки: при сбоях нужно уметь откатиться к последнему согласованному состоянию и переиграть входные события так, чтобы итоговое состояние и выход были корректными. В разных стрим движках механизм называется </w:t>
+      </w:r>
+      <w:proofErr w:type="gramStart"/>
+      <w:r>
+        <w:t>по</w:t>
       </w:r>
       <w:r>
         <w:t xml:space="preserve"> своему</w:t>
       </w:r>
+      <w:proofErr w:type="gramEnd"/>
       <w:r>
         <w:t>, но идея одна: периодически фиксировать “точку согласованности” между входом и состоянием, а при восстановлении поднять состояние и продолжить с нужного места.</w:t>
       </w:r>
@@ -12308,12 +12584,12 @@
         </w:numPr>
         <w:ind w:firstLine="842"/>
       </w:pPr>
-      <w:bookmarkStart w:id="53" w:name="X50f8ff0171797270657af56714ce23a3cf8dcb8"/>
-      <w:bookmarkStart w:id="54" w:name="_Toc227492797"/>
+      <w:bookmarkStart w:id="53" w:name="_Toc227492797"/>
+      <w:bookmarkStart w:id="54" w:name="X50f8ff0171797270657af56714ce23a3cf8dcb8"/>
       <w:r>
         <w:t>Техническая реализация и структура системы</w:t>
       </w:r>
-      <w:bookmarkEnd w:id="54"/>
+      <w:bookmarkEnd w:id="53"/>
     </w:p>
     <w:p>
       <w:pPr>
@@ -12633,10 +12909,7 @@
       <w:bookmarkEnd w:id="59"/>
       <w:r>
         <w:lastRenderedPageBreak/>
-        <w:t>Соответствие</w:t>
-      </w:r>
-      <w:r>
-        <w:t xml:space="preserve"> компонентов слоям Чистой архитектуры</w:t>
+        <w:t>Соответствие компонентов слоям Чистой архитектуры</w:t>
       </w:r>
       <w:bookmarkEnd w:id="60"/>
     </w:p>
@@ -13307,7 +13580,23 @@
                 <w:rFonts w:eastAsia="Calibri"/>
                 <w:lang w:val="ru-RU"/>
               </w:rPr>
-              <w:t xml:space="preserve">Входной адаптер потока событий: получение сообщений из топика, вызов разбора </w:t>
+              <w:t xml:space="preserve">Входной адаптер потока событий: получение сообщений </w:t>
+            </w:r>
+            <w:proofErr w:type="gramStart"/>
+            <w:r>
+              <w:rPr>
+                <w:rFonts w:eastAsia="Calibri"/>
+                <w:lang w:val="ru-RU"/>
+              </w:rPr>
+              <w:t>из топика</w:t>
+            </w:r>
+            <w:proofErr w:type="gramEnd"/>
+            <w:r>
+              <w:rPr>
+                <w:rFonts w:eastAsia="Calibri"/>
+                <w:lang w:val="ru-RU"/>
+              </w:rPr>
+              <w:t xml:space="preserve">, вызов разбора </w:t>
             </w:r>
             <w:r>
               <w:rPr>
@@ -13520,6 +13809,7 @@
               </w:rPr>
             </w:pPr>
             <w:proofErr w:type="spellStart"/>
+            <w:proofErr w:type="gramStart"/>
             <w:r>
               <w:rPr>
                 <w:rFonts w:eastAsia="Calibri"/>
@@ -13531,7 +13821,14 @@
               <w:rPr>
                 <w:rFonts w:eastAsia="Calibri"/>
               </w:rPr>
-              <w:t>(Data/External)</w:t>
+              <w:t>(</w:t>
+            </w:r>
+            <w:proofErr w:type="gramEnd"/>
+            <w:r>
+              <w:rPr>
+                <w:rFonts w:eastAsia="Calibri"/>
+              </w:rPr>
+              <w:t>Data/External)</w:t>
             </w:r>
           </w:p>
         </w:tc>
@@ -13560,6 +13857,7 @@
               </w:rPr>
               <w:t xml:space="preserve">Взаимодействие с брокером: публикация </w:t>
             </w:r>
+            <w:proofErr w:type="gramStart"/>
             <w:r>
               <w:rPr>
                 <w:rFonts w:eastAsia="Calibri"/>
@@ -13579,6 +13877,7 @@
               </w:rPr>
               <w:t>created</w:t>
             </w:r>
+            <w:proofErr w:type="gramEnd"/>
             <w:r>
               <w:rPr>
                 <w:rFonts w:eastAsia="Calibri"/>
@@ -15033,7 +15332,6 @@
         <w:rPr>
           <w:rFonts w:ascii="Times New Roman" w:hAnsi="Times New Roman" w:cs="Times New Roman"/>
           <w:sz w:val="28"/>
-          <w:lang w:val="en-US"/>
         </w:rPr>
       </w:pPr>
       <w:r>
@@ -15067,6 +15365,7 @@
         <w:t xml:space="preserve"> </w:t>
       </w:r>
       <w:proofErr w:type="spellStart"/>
+      <w:proofErr w:type="gramStart"/>
       <w:r>
         <w:rPr>
           <w:rFonts w:ascii="Times New Roman" w:hAnsi="Times New Roman" w:cs="Times New Roman"/>
@@ -15076,6 +15375,7 @@
         <w:t>transactions.events</w:t>
       </w:r>
       <w:proofErr w:type="spellEnd"/>
+      <w:proofErr w:type="gramEnd"/>
       <w:r>
         <w:rPr>
           <w:rFonts w:ascii="Times New Roman" w:hAnsi="Times New Roman" w:cs="Times New Roman"/>
@@ -15178,6 +15478,7 @@
         <w:t xml:space="preserve"> </w:t>
       </w:r>
       <w:proofErr w:type="spellStart"/>
+      <w:proofErr w:type="gramStart"/>
       <w:r>
         <w:rPr>
           <w:rFonts w:ascii="Times New Roman" w:hAnsi="Times New Roman" w:cs="Times New Roman"/>
@@ -15187,6 +15488,7 @@
         <w:t>transaction.created</w:t>
       </w:r>
       <w:proofErr w:type="spellEnd"/>
+      <w:proofErr w:type="gramEnd"/>
       <w:r>
         <w:rPr>
           <w:rFonts w:ascii="Times New Roman" w:hAnsi="Times New Roman" w:cs="Times New Roman"/>
@@ -15362,6 +15664,7 @@
         <w:t xml:space="preserve">Отдельный порт позволяет наблюдать за состоянием фонового обработчика независимо от основного API. Загрузка конфигурации выполняется функцией </w:t>
       </w:r>
       <w:proofErr w:type="spellStart"/>
+      <w:proofErr w:type="gramStart"/>
       <w:r>
         <w:rPr>
           <w:rFonts w:ascii="Times New Roman" w:hAnsi="Times New Roman" w:cs="Times New Roman"/>
@@ -15375,54 +15678,71 @@
           <w:rFonts w:ascii="Times New Roman" w:hAnsi="Times New Roman" w:cs="Times New Roman"/>
           <w:sz w:val="28"/>
         </w:rPr>
-        <w:t xml:space="preserve">(). Сначала она читает файлы окружения из каталога </w:t>
-      </w:r>
-      <w:proofErr w:type="spellStart"/>
+        <w:t>(</w:t>
+      </w:r>
+      <w:proofErr w:type="gramEnd"/>
       <w:r>
         <w:rPr>
           <w:rFonts w:ascii="Times New Roman" w:hAnsi="Times New Roman" w:cs="Times New Roman"/>
           <w:sz w:val="28"/>
         </w:rPr>
-        <w:t>environment</w:t>
-      </w:r>
-      <w:proofErr w:type="spellEnd"/>
+        <w:t xml:space="preserve">). Сначала она читает файлы окружения из каталога </w:t>
+      </w:r>
+      <w:proofErr w:type="spellStart"/>
       <w:r>
         <w:rPr>
           <w:rFonts w:ascii="Times New Roman" w:hAnsi="Times New Roman" w:cs="Times New Roman"/>
           <w:sz w:val="28"/>
         </w:rPr>
-        <w:t>/, после чего включает возможность переопределения значений через системные переменные окружения.</w:t>
-      </w:r>
+        <w:t>environment</w:t>
+      </w:r>
+      <w:proofErr w:type="spellEnd"/>
       <w:r>
         <w:rPr>
           <w:rFonts w:ascii="Times New Roman" w:hAnsi="Times New Roman" w:cs="Times New Roman"/>
           <w:sz w:val="28"/>
         </w:rPr>
-        <w:t xml:space="preserve"> </w:t>
+        <w:t>/, после чего включает возможность переопределения значений через системные переменные окружения.</w:t>
       </w:r>
       <w:r>
         <w:rPr>
           <w:rFonts w:ascii="Times New Roman" w:hAnsi="Times New Roman" w:cs="Times New Roman"/>
           <w:sz w:val="28"/>
         </w:rPr>
-        <w:t>П</w:t>
+        <w:t xml:space="preserve"> </w:t>
       </w:r>
       <w:r>
         <w:rPr>
           <w:rFonts w:ascii="Times New Roman" w:hAnsi="Times New Roman" w:cs="Times New Roman"/>
           <w:sz w:val="28"/>
         </w:rPr>
-        <w:t>араметры могут быть заданы на двух уровнях: в .</w:t>
-      </w:r>
-      <w:proofErr w:type="spellStart"/>
+        <w:t>П</w:t>
+      </w:r>
       <w:r>
         <w:rPr>
           <w:rFonts w:ascii="Times New Roman" w:hAnsi="Times New Roman" w:cs="Times New Roman"/>
           <w:sz w:val="28"/>
         </w:rPr>
+        <w:t xml:space="preserve">араметры могут быть заданы на двух уровнях: </w:t>
+      </w:r>
+      <w:proofErr w:type="gramStart"/>
+      <w:r>
+        <w:rPr>
+          <w:rFonts w:ascii="Times New Roman" w:hAnsi="Times New Roman" w:cs="Times New Roman"/>
+          <w:sz w:val="28"/>
+        </w:rPr>
+        <w:t>в .</w:t>
+      </w:r>
+      <w:proofErr w:type="spellStart"/>
+      <w:r>
+        <w:rPr>
+          <w:rFonts w:ascii="Times New Roman" w:hAnsi="Times New Roman" w:cs="Times New Roman"/>
+          <w:sz w:val="28"/>
+        </w:rPr>
         <w:t>env</w:t>
       </w:r>
       <w:proofErr w:type="spellEnd"/>
+      <w:proofErr w:type="gramEnd"/>
       <w:r>
         <w:rPr>
           <w:rFonts w:ascii="Times New Roman" w:hAnsi="Times New Roman" w:cs="Times New Roman"/>
@@ -15641,13 +15961,13 @@
         <w:ind w:firstLine="698"/>
       </w:pPr>
       <w:bookmarkStart w:id="65" w:name="X6afa6b923d335f967fec73a4d686223f3c0df61"/>
-      <w:bookmarkStart w:id="66" w:name="структура-кодовой-базы"/>
-      <w:bookmarkStart w:id="67" w:name="_Toc227492801"/>
+      <w:bookmarkStart w:id="66" w:name="_Toc227492801"/>
+      <w:bookmarkStart w:id="67" w:name="структура-кодовой-базы"/>
       <w:bookmarkEnd w:id="65"/>
       <w:r>
         <w:t>Структура кодовой базы</w:t>
       </w:r>
-      <w:bookmarkEnd w:id="67"/>
+      <w:bookmarkEnd w:id="66"/>
     </w:p>
     <w:p>
       <w:pPr>
@@ -15671,17 +15991,26 @@
           <w:sz w:val="20"/>
           <w:lang w:val="en-US"/>
         </w:rPr>
-        <w:t>│   .</w:t>
-      </w:r>
-      <w:proofErr w:type="spellStart"/>
+        <w:t xml:space="preserve">│ </w:t>
+      </w:r>
+      <w:proofErr w:type="gramStart"/>
       <w:r>
         <w:rPr>
           <w:sz w:val="20"/>
           <w:lang w:val="en-US"/>
         </w:rPr>
+        <w:t xml:space="preserve">  .</w:t>
+      </w:r>
+      <w:proofErr w:type="spellStart"/>
+      <w:r>
+        <w:rPr>
+          <w:sz w:val="20"/>
+          <w:lang w:val="en-US"/>
+        </w:rPr>
         <w:t>dockerignore</w:t>
       </w:r>
       <w:proofErr w:type="spellEnd"/>
+      <w:proofErr w:type="gramEnd"/>
     </w:p>
     <w:p>
       <w:pPr>
@@ -15697,8 +16026,17 @@
           <w:sz w:val="20"/>
           <w:lang w:val="en-US"/>
         </w:rPr>
-        <w:t>│   .env</w:t>
-      </w:r>
+        <w:t xml:space="preserve">│ </w:t>
+      </w:r>
+      <w:proofErr w:type="gramStart"/>
+      <w:r>
+        <w:rPr>
+          <w:sz w:val="20"/>
+          <w:lang w:val="en-US"/>
+        </w:rPr>
+        <w:t xml:space="preserve">  .env</w:t>
+      </w:r>
+      <w:proofErr w:type="gramEnd"/>
     </w:p>
     <w:p>
       <w:pPr>
@@ -15714,17 +16052,26 @@
           <w:sz w:val="20"/>
           <w:lang w:val="en-US"/>
         </w:rPr>
-        <w:t>│   .</w:t>
-      </w:r>
-      <w:proofErr w:type="spellStart"/>
+        <w:t xml:space="preserve">│ </w:t>
+      </w:r>
+      <w:proofErr w:type="gramStart"/>
       <w:r>
         <w:rPr>
           <w:sz w:val="20"/>
           <w:lang w:val="en-US"/>
         </w:rPr>
+        <w:t xml:space="preserve">  .</w:t>
+      </w:r>
+      <w:proofErr w:type="spellStart"/>
+      <w:r>
+        <w:rPr>
+          <w:sz w:val="20"/>
+          <w:lang w:val="en-US"/>
+        </w:rPr>
         <w:t>gitignore</w:t>
       </w:r>
       <w:proofErr w:type="spellEnd"/>
+      <w:proofErr w:type="gramEnd"/>
     </w:p>
     <w:p>
       <w:pPr>
@@ -15967,6 +16314,7 @@
         <w:t xml:space="preserve">│   │       </w:t>
       </w:r>
       <w:proofErr w:type="spellStart"/>
+      <w:proofErr w:type="gramStart"/>
       <w:r>
         <w:rPr>
           <w:sz w:val="20"/>
@@ -15975,6 +16323,7 @@
         <w:t>main.go</w:t>
       </w:r>
       <w:proofErr w:type="spellEnd"/>
+      <w:proofErr w:type="gramEnd"/>
     </w:p>
     <w:p>
       <w:pPr>
@@ -16036,6 +16385,7 @@
         <w:t xml:space="preserve">│   │       </w:t>
       </w:r>
       <w:proofErr w:type="spellStart"/>
+      <w:proofErr w:type="gramStart"/>
       <w:r>
         <w:rPr>
           <w:sz w:val="20"/>
@@ -16044,6 +16394,7 @@
         <w:t>main.go</w:t>
       </w:r>
       <w:proofErr w:type="spellEnd"/>
+      <w:proofErr w:type="gramEnd"/>
     </w:p>
     <w:p>
       <w:pPr>
@@ -16097,6 +16448,7 @@
         <w:t xml:space="preserve">│   │       </w:t>
       </w:r>
       <w:proofErr w:type="spellStart"/>
+      <w:proofErr w:type="gramStart"/>
       <w:r>
         <w:rPr>
           <w:sz w:val="20"/>
@@ -16105,6 +16457,7 @@
         <w:t>main.go</w:t>
       </w:r>
       <w:proofErr w:type="spellEnd"/>
+      <w:proofErr w:type="gramEnd"/>
     </w:p>
     <w:p>
       <w:pPr>
@@ -16157,6 +16510,7 @@
         <w:t xml:space="preserve">│           </w:t>
       </w:r>
       <w:proofErr w:type="spellStart"/>
+      <w:proofErr w:type="gramStart"/>
       <w:r>
         <w:rPr>
           <w:sz w:val="20"/>
@@ -16165,6 +16519,7 @@
         <w:t>main.go</w:t>
       </w:r>
       <w:proofErr w:type="spellEnd"/>
+      <w:proofErr w:type="gramEnd"/>
     </w:p>
     <w:p>
       <w:pPr>
@@ -16172,13 +16527,11 @@
         <w:spacing w:line="240" w:lineRule="auto"/>
         <w:rPr>
           <w:sz w:val="20"/>
-          <w:lang w:val="en-US"/>
         </w:rPr>
       </w:pPr>
       <w:r>
         <w:rPr>
           <w:sz w:val="20"/>
-          <w:lang w:val="en-US"/>
         </w:rPr>
         <w:t>│</w:t>
       </w:r>
@@ -16339,16 +16692,24 @@
         <w:rPr>
           <w:sz w:val="20"/>
         </w:rPr>
-        <w:t>│       .</w:t>
-      </w:r>
-      <w:proofErr w:type="spellStart"/>
+        <w:t xml:space="preserve">│     </w:t>
+      </w:r>
+      <w:proofErr w:type="gramStart"/>
       <w:r>
         <w:rPr>
           <w:sz w:val="20"/>
         </w:rPr>
+        <w:t xml:space="preserve">  .</w:t>
+      </w:r>
+      <w:proofErr w:type="spellStart"/>
+      <w:r>
+        <w:rPr>
+          <w:sz w:val="20"/>
+        </w:rPr>
         <w:t>env</w:t>
       </w:r>
       <w:proofErr w:type="spellEnd"/>
+      <w:proofErr w:type="gramEnd"/>
     </w:p>
     <w:p>
       <w:pPr>
@@ -16417,25 +16778,51 @@
         <w:spacing w:line="240" w:lineRule="auto"/>
         <w:rPr>
           <w:sz w:val="20"/>
-          <w:lang w:val="en-US"/>
         </w:rPr>
       </w:pPr>
       <w:r>
         <w:rPr>
           <w:sz w:val="20"/>
-          <w:lang w:val="en-US"/>
-        </w:rPr>
-        <w:t>│   │       diploma-</w:t>
-      </w:r>
-      <w:proofErr w:type="spellStart"/>
+        </w:rPr>
+        <w:t xml:space="preserve">│   │       </w:t>
+      </w:r>
       <w:r>
         <w:rPr>
           <w:sz w:val="20"/>
           <w:lang w:val="en-US"/>
         </w:rPr>
-        <w:t>app.json</w:t>
-      </w:r>
-      <w:proofErr w:type="spellEnd"/>
+        <w:t>diploma</w:t>
+      </w:r>
+      <w:r>
+        <w:rPr>
+          <w:sz w:val="20"/>
+        </w:rPr>
+        <w:t>-</w:t>
+      </w:r>
+      <w:proofErr w:type="gramStart"/>
+      <w:r>
+        <w:rPr>
+          <w:sz w:val="20"/>
+          <w:lang w:val="en-US"/>
+        </w:rPr>
+        <w:t>app</w:t>
+      </w:r>
+      <w:r>
+        <w:rPr>
+          <w:sz w:val="20"/>
+        </w:rPr>
+        <w:t>.</w:t>
+      </w:r>
+      <w:proofErr w:type="spellStart"/>
+      <w:r>
+        <w:rPr>
+          <w:sz w:val="20"/>
+          <w:lang w:val="en-US"/>
+        </w:rPr>
+        <w:t>json</w:t>
+      </w:r>
+      <w:proofErr w:type="spellEnd"/>
+      <w:proofErr w:type="gramEnd"/>
     </w:p>
     <w:p>
       <w:pPr>
@@ -16443,41 +16830,66 @@
         <w:spacing w:line="240" w:lineRule="auto"/>
         <w:rPr>
           <w:sz w:val="20"/>
-          <w:lang w:val="en-US"/>
         </w:rPr>
       </w:pPr>
       <w:r>
         <w:rPr>
           <w:sz w:val="20"/>
-          <w:lang w:val="en-US"/>
-        </w:rPr>
-        <w:t>│   │       diploma-</w:t>
-      </w:r>
-      <w:proofErr w:type="spellStart"/>
+        </w:rPr>
+        <w:t xml:space="preserve">│   │       </w:t>
+      </w:r>
       <w:r>
         <w:rPr>
           <w:sz w:val="20"/>
           <w:lang w:val="en-US"/>
         </w:rPr>
+        <w:t>diploma</w:t>
+      </w:r>
+      <w:r>
+        <w:rPr>
+          <w:sz w:val="20"/>
+        </w:rPr>
+        <w:t>-</w:t>
+      </w:r>
+      <w:proofErr w:type="spellStart"/>
+      <w:r>
+        <w:rPr>
+          <w:sz w:val="20"/>
+          <w:lang w:val="en-US"/>
+        </w:rPr>
         <w:t>kafka</w:t>
       </w:r>
       <w:proofErr w:type="spellEnd"/>
       <w:r>
         <w:rPr>
           <w:sz w:val="20"/>
-          <w:lang w:val="en-US"/>
         </w:rPr>
         <w:t>-</w:t>
       </w:r>
-      <w:proofErr w:type="spellStart"/>
+      <w:proofErr w:type="gramStart"/>
       <w:r>
         <w:rPr>
           <w:sz w:val="20"/>
           <w:lang w:val="en-US"/>
         </w:rPr>
-        <w:t>pipeline.json</w:t>
-      </w:r>
-      <w:proofErr w:type="spellEnd"/>
+        <w:t>pipeline</w:t>
+      </w:r>
+      <w:r>
+        <w:rPr>
+          <w:sz w:val="20"/>
+        </w:rPr>
+        <w:t>.</w:t>
+      </w:r>
+      <w:proofErr w:type="spellStart"/>
+      <w:r>
+        <w:rPr>
+          <w:sz w:val="20"/>
+          <w:lang w:val="en-US"/>
+        </w:rPr>
+        <w:t>json</w:t>
+      </w:r>
+      <w:proofErr w:type="spellEnd"/>
+      <w:proofErr w:type="gramEnd"/>
     </w:p>
     <w:p>
       <w:pPr>
@@ -16485,13 +16897,11 @@
         <w:spacing w:line="240" w:lineRule="auto"/>
         <w:rPr>
           <w:sz w:val="20"/>
-          <w:lang w:val="en-US"/>
         </w:rPr>
       </w:pPr>
       <w:r>
         <w:rPr>
           <w:sz w:val="20"/>
-          <w:lang w:val="en-US"/>
         </w:rPr>
         <w:t>│   │</w:t>
       </w:r>
@@ -16502,15 +16912,20 @@
         <w:spacing w:line="240" w:lineRule="auto"/>
         <w:rPr>
           <w:sz w:val="20"/>
-          <w:lang w:val="en-US"/>
         </w:rPr>
       </w:pPr>
       <w:r>
         <w:rPr>
           <w:sz w:val="20"/>
-          <w:lang w:val="en-US"/>
-        </w:rPr>
-        <w:t>│   └───provisioning</w:t>
+        </w:rPr>
+        <w:t>│   └───</w:t>
+      </w:r>
+      <w:r>
+        <w:rPr>
+          <w:sz w:val="20"/>
+          <w:lang w:val="en-US"/>
+        </w:rPr>
+        <w:t>provisioning</w:t>
       </w:r>
     </w:p>
     <w:p>
@@ -16519,15 +16934,20 @@
         <w:spacing w:line="240" w:lineRule="auto"/>
         <w:rPr>
           <w:sz w:val="20"/>
-          <w:lang w:val="en-US"/>
         </w:rPr>
       </w:pPr>
       <w:r>
         <w:rPr>
           <w:sz w:val="20"/>
-          <w:lang w:val="en-US"/>
-        </w:rPr>
-        <w:t>│       ├───dashboards</w:t>
+        </w:rPr>
+        <w:t>│       ├───</w:t>
+      </w:r>
+      <w:r>
+        <w:rPr>
+          <w:sz w:val="20"/>
+          <w:lang w:val="en-US"/>
+        </w:rPr>
+        <w:t>dashboards</w:t>
       </w:r>
     </w:p>
     <w:p>
@@ -16536,23 +16956,34 @@
         <w:spacing w:line="240" w:lineRule="auto"/>
         <w:rPr>
           <w:sz w:val="20"/>
-          <w:lang w:val="en-US"/>
         </w:rPr>
       </w:pPr>
       <w:r>
         <w:rPr>
           <w:sz w:val="20"/>
-          <w:lang w:val="en-US"/>
         </w:rPr>
         <w:t xml:space="preserve">│       │       </w:t>
       </w:r>
-      <w:proofErr w:type="spellStart"/>
       <w:r>
         <w:rPr>
           <w:sz w:val="20"/>
           <w:lang w:val="en-US"/>
         </w:rPr>
-        <w:t>dashboards.yml</w:t>
+        <w:t>dashboards</w:t>
+      </w:r>
+      <w:r>
+        <w:rPr>
+          <w:sz w:val="20"/>
+        </w:rPr>
+        <w:t>.</w:t>
+      </w:r>
+      <w:proofErr w:type="spellStart"/>
+      <w:r>
+        <w:rPr>
+          <w:sz w:val="20"/>
+          <w:lang w:val="en-US"/>
+        </w:rPr>
+        <w:t>yml</w:t>
       </w:r>
       <w:proofErr w:type="spellEnd"/>
     </w:p>
@@ -16562,13 +16993,11 @@
         <w:spacing w:line="240" w:lineRule="auto"/>
         <w:rPr>
           <w:sz w:val="20"/>
-          <w:lang w:val="en-US"/>
         </w:rPr>
       </w:pPr>
       <w:r>
         <w:rPr>
           <w:sz w:val="20"/>
-          <w:lang w:val="en-US"/>
         </w:rPr>
         <w:t>│       │</w:t>
       </w:r>
@@ -16579,13 +17008,11 @@
         <w:spacing w:line="240" w:lineRule="auto"/>
         <w:rPr>
           <w:sz w:val="20"/>
-          <w:lang w:val="en-US"/>
         </w:rPr>
       </w:pPr>
       <w:r>
         <w:rPr>
           <w:sz w:val="20"/>
-          <w:lang w:val="en-US"/>
         </w:rPr>
         <w:t>│       └───</w:t>
       </w:r>
@@ -16605,13 +17032,11 @@
         <w:spacing w:line="240" w:lineRule="auto"/>
         <w:rPr>
           <w:sz w:val="20"/>
-          <w:lang w:val="en-US"/>
         </w:rPr>
       </w:pPr>
       <w:r>
         <w:rPr>
           <w:sz w:val="20"/>
-          <w:lang w:val="en-US"/>
         </w:rPr>
         <w:t xml:space="preserve">│               </w:t>
       </w:r>
@@ -16621,7 +17046,22 @@
           <w:sz w:val="20"/>
           <w:lang w:val="en-US"/>
         </w:rPr>
-        <w:t>datasource.yml</w:t>
+        <w:t>datasource</w:t>
+      </w:r>
+      <w:proofErr w:type="spellEnd"/>
+      <w:r>
+        <w:rPr>
+          <w:sz w:val="20"/>
+        </w:rPr>
+        <w:t>.</w:t>
+      </w:r>
+      <w:proofErr w:type="spellStart"/>
+      <w:r>
+        <w:rPr>
+          <w:sz w:val="20"/>
+          <w:lang w:val="en-US"/>
+        </w:rPr>
+        <w:t>yml</w:t>
       </w:r>
       <w:proofErr w:type="spellEnd"/>
     </w:p>
@@ -16631,13 +17071,11 @@
         <w:spacing w:line="240" w:lineRule="auto"/>
         <w:rPr>
           <w:sz w:val="20"/>
-          <w:lang w:val="en-US"/>
         </w:rPr>
       </w:pPr>
       <w:r>
         <w:rPr>
           <w:sz w:val="20"/>
-          <w:lang w:val="en-US"/>
         </w:rPr>
         <w:t>│</w:t>
       </w:r>
@@ -16648,15 +17086,20 @@
         <w:spacing w:line="240" w:lineRule="auto"/>
         <w:rPr>
           <w:sz w:val="20"/>
-          <w:lang w:val="en-US"/>
         </w:rPr>
       </w:pPr>
       <w:r>
         <w:rPr>
           <w:sz w:val="20"/>
-          <w:lang w:val="en-US"/>
-        </w:rPr>
-        <w:t>├───internal</w:t>
+        </w:rPr>
+        <w:t>├───</w:t>
+      </w:r>
+      <w:r>
+        <w:rPr>
+          <w:sz w:val="20"/>
+          <w:lang w:val="en-US"/>
+        </w:rPr>
+        <w:t>internal</w:t>
       </w:r>
     </w:p>
     <w:p>
@@ -16665,15 +17108,20 @@
         <w:spacing w:line="240" w:lineRule="auto"/>
         <w:rPr>
           <w:sz w:val="20"/>
-          <w:lang w:val="en-US"/>
         </w:rPr>
       </w:pPr>
       <w:r>
         <w:rPr>
           <w:sz w:val="20"/>
-          <w:lang w:val="en-US"/>
-        </w:rPr>
-        <w:t>│   ├───config</w:t>
+        </w:rPr>
+        <w:t>│   ├───</w:t>
+      </w:r>
+      <w:r>
+        <w:rPr>
+          <w:sz w:val="20"/>
+          <w:lang w:val="en-US"/>
+        </w:rPr>
+        <w:t>config</w:t>
       </w:r>
     </w:p>
     <w:p>
@@ -16682,25 +17130,36 @@
         <w:spacing w:line="240" w:lineRule="auto"/>
         <w:rPr>
           <w:sz w:val="20"/>
-          <w:lang w:val="en-US"/>
         </w:rPr>
       </w:pPr>
       <w:r>
         <w:rPr>
           <w:sz w:val="20"/>
-          <w:lang w:val="en-US"/>
         </w:rPr>
         <w:t xml:space="preserve">│   │       </w:t>
       </w:r>
-      <w:proofErr w:type="spellStart"/>
+      <w:proofErr w:type="gramStart"/>
       <w:r>
         <w:rPr>
           <w:sz w:val="20"/>
           <w:lang w:val="en-US"/>
         </w:rPr>
-        <w:t>config.go</w:t>
-      </w:r>
-      <w:proofErr w:type="spellEnd"/>
+        <w:t>config</w:t>
+      </w:r>
+      <w:r>
+        <w:rPr>
+          <w:sz w:val="20"/>
+        </w:rPr>
+        <w:t>.</w:t>
+      </w:r>
+      <w:r>
+        <w:rPr>
+          <w:sz w:val="20"/>
+          <w:lang w:val="en-US"/>
+        </w:rPr>
+        <w:t>go</w:t>
+      </w:r>
+      <w:proofErr w:type="gramEnd"/>
     </w:p>
     <w:p>
       <w:pPr>
@@ -16708,13 +17167,11 @@
         <w:spacing w:line="240" w:lineRule="auto"/>
         <w:rPr>
           <w:sz w:val="20"/>
-          <w:lang w:val="en-US"/>
         </w:rPr>
       </w:pPr>
       <w:r>
         <w:rPr>
           <w:sz w:val="20"/>
-          <w:lang w:val="en-US"/>
         </w:rPr>
         <w:t>│   │</w:t>
       </w:r>
@@ -16725,13 +17182,11 @@
         <w:spacing w:line="240" w:lineRule="auto"/>
         <w:rPr>
           <w:sz w:val="20"/>
-          <w:lang w:val="en-US"/>
         </w:rPr>
       </w:pPr>
       <w:r>
         <w:rPr>
           <w:sz w:val="20"/>
-          <w:lang w:val="en-US"/>
         </w:rPr>
         <w:t>│   ├───</w:t>
       </w:r>
@@ -16751,25 +17206,38 @@
         <w:spacing w:line="240" w:lineRule="auto"/>
         <w:rPr>
           <w:sz w:val="20"/>
-          <w:lang w:val="en-US"/>
         </w:rPr>
       </w:pPr>
       <w:r>
         <w:rPr>
           <w:sz w:val="20"/>
-          <w:lang w:val="en-US"/>
         </w:rPr>
         <w:t xml:space="preserve">│   │       </w:t>
       </w:r>
       <w:proofErr w:type="spellStart"/>
+      <w:proofErr w:type="gramStart"/>
       <w:r>
         <w:rPr>
           <w:sz w:val="20"/>
           <w:lang w:val="en-US"/>
         </w:rPr>
-        <w:t>db.go</w:t>
-      </w:r>
-      <w:proofErr w:type="spellEnd"/>
+        <w:t>db</w:t>
+      </w:r>
+      <w:proofErr w:type="spellEnd"/>
+      <w:r>
+        <w:rPr>
+          <w:sz w:val="20"/>
+        </w:rPr>
+        <w:t>.</w:t>
+      </w:r>
+      <w:r>
+        <w:rPr>
+          <w:sz w:val="20"/>
+          <w:lang w:val="en-US"/>
+        </w:rPr>
+        <w:t>go</w:t>
+      </w:r>
+      <w:proofErr w:type="gramEnd"/>
     </w:p>
     <w:p>
       <w:pPr>
@@ -16777,13 +17245,11 @@
         <w:spacing w:line="240" w:lineRule="auto"/>
         <w:rPr>
           <w:sz w:val="20"/>
-          <w:lang w:val="en-US"/>
         </w:rPr>
       </w:pPr>
       <w:r>
         <w:rPr>
           <w:sz w:val="20"/>
-          <w:lang w:val="en-US"/>
         </w:rPr>
         <w:t>│   │</w:t>
       </w:r>
@@ -16826,6 +17292,7 @@
         <w:t xml:space="preserve">│   │       </w:t>
       </w:r>
       <w:proofErr w:type="spellStart"/>
+      <w:proofErr w:type="gramStart"/>
       <w:r>
         <w:rPr>
           <w:sz w:val="20"/>
@@ -16833,6 +17300,7 @@
         <w:t>errors.go</w:t>
       </w:r>
       <w:proofErr w:type="spellEnd"/>
+      <w:proofErr w:type="gramEnd"/>
     </w:p>
     <w:p>
       <w:pPr>
@@ -16878,13 +17346,11 @@
         <w:spacing w:line="240" w:lineRule="auto"/>
         <w:rPr>
           <w:sz w:val="20"/>
-          <w:lang w:val="en-US"/>
         </w:rPr>
       </w:pPr>
       <w:r>
         <w:rPr>
           <w:sz w:val="20"/>
-          <w:lang w:val="en-US"/>
         </w:rPr>
         <w:t xml:space="preserve">│   │       </w:t>
       </w:r>
@@ -16894,9 +17360,37 @@
           <w:sz w:val="20"/>
           <w:lang w:val="en-US"/>
         </w:rPr>
-        <w:t>dlq_publisher.go</w:t>
-      </w:r>
-      <w:proofErr w:type="spellEnd"/>
+        <w:t>dlq</w:t>
+      </w:r>
+      <w:proofErr w:type="spellEnd"/>
+      <w:r>
+        <w:rPr>
+          <w:sz w:val="20"/>
+        </w:rPr>
+        <w:t>_</w:t>
+      </w:r>
+      <w:proofErr w:type="gramStart"/>
+      <w:r>
+        <w:rPr>
+          <w:sz w:val="20"/>
+          <w:lang w:val="en-US"/>
+        </w:rPr>
+        <w:t>publisher</w:t>
+      </w:r>
+      <w:r>
+        <w:rPr>
+          <w:sz w:val="20"/>
+        </w:rPr>
+        <w:t>.</w:t>
+      </w:r>
+      <w:r>
+        <w:rPr>
+          <w:sz w:val="20"/>
+          <w:lang w:val="en-US"/>
+        </w:rPr>
+        <w:t>go</w:t>
+      </w:r>
+      <w:proofErr w:type="gramEnd"/>
     </w:p>
     <w:p>
       <w:pPr>
@@ -16920,9 +17414,18 @@
           <w:sz w:val="20"/>
           <w:lang w:val="en-US"/>
         </w:rPr>
-        <w:t>kafka_publisher.go</w:t>
-      </w:r>
-      <w:proofErr w:type="spellEnd"/>
+        <w:t>kafka_</w:t>
+      </w:r>
+      <w:proofErr w:type="gramStart"/>
+      <w:r>
+        <w:rPr>
+          <w:sz w:val="20"/>
+          <w:lang w:val="en-US"/>
+        </w:rPr>
+        <w:t>publisher.go</w:t>
+      </w:r>
+      <w:proofErr w:type="spellEnd"/>
+      <w:proofErr w:type="gramEnd"/>
     </w:p>
     <w:p>
       <w:pPr>
@@ -16946,9 +17449,18 @@
           <w:sz w:val="20"/>
           <w:lang w:val="en-US"/>
         </w:rPr>
-        <w:t>processed_events_store.go</w:t>
-      </w:r>
-      <w:proofErr w:type="spellEnd"/>
+        <w:t>processed_events_</w:t>
+      </w:r>
+      <w:proofErr w:type="gramStart"/>
+      <w:r>
+        <w:rPr>
+          <w:sz w:val="20"/>
+          <w:lang w:val="en-US"/>
+        </w:rPr>
+        <w:t>store.go</w:t>
+      </w:r>
+      <w:proofErr w:type="spellEnd"/>
+      <w:proofErr w:type="gramEnd"/>
     </w:p>
     <w:p>
       <w:pPr>
@@ -16967,6 +17479,7 @@
         <w:t xml:space="preserve">│   │       </w:t>
       </w:r>
       <w:proofErr w:type="spellStart"/>
+      <w:proofErr w:type="gramStart"/>
       <w:r>
         <w:rPr>
           <w:sz w:val="20"/>
@@ -16975,6 +17488,7 @@
         <w:t>publisher.go</w:t>
       </w:r>
       <w:proofErr w:type="spellEnd"/>
+      <w:proofErr w:type="gramEnd"/>
     </w:p>
     <w:p>
       <w:pPr>
@@ -16993,6 +17507,7 @@
         <w:t xml:space="preserve">│   │       </w:t>
       </w:r>
       <w:proofErr w:type="spellStart"/>
+      <w:proofErr w:type="gramStart"/>
       <w:r>
         <w:rPr>
           <w:sz w:val="20"/>
@@ -17001,6 +17516,7 @@
         <w:t>replay.go</w:t>
       </w:r>
       <w:proofErr w:type="spellEnd"/>
+      <w:proofErr w:type="gramEnd"/>
     </w:p>
     <w:p>
       <w:pPr>
@@ -17024,9 +17540,18 @@
           <w:sz w:val="20"/>
           <w:lang w:val="en-US"/>
         </w:rPr>
-        <w:t>replay_test.go</w:t>
-      </w:r>
-      <w:proofErr w:type="spellEnd"/>
+        <w:t>replay_</w:t>
+      </w:r>
+      <w:proofErr w:type="gramStart"/>
+      <w:r>
+        <w:rPr>
+          <w:sz w:val="20"/>
+          <w:lang w:val="en-US"/>
+        </w:rPr>
+        <w:t>test.go</w:t>
+      </w:r>
+      <w:proofErr w:type="spellEnd"/>
+      <w:proofErr w:type="gramEnd"/>
     </w:p>
     <w:p>
       <w:pPr>
@@ -17050,9 +17575,18 @@
           <w:sz w:val="20"/>
           <w:lang w:val="en-US"/>
         </w:rPr>
-        <w:t>transaction_created_envelope.go</w:t>
-      </w:r>
-      <w:proofErr w:type="spellEnd"/>
+        <w:t>transaction_created_</w:t>
+      </w:r>
+      <w:proofErr w:type="gramStart"/>
+      <w:r>
+        <w:rPr>
+          <w:sz w:val="20"/>
+          <w:lang w:val="en-US"/>
+        </w:rPr>
+        <w:t>envelope.go</w:t>
+      </w:r>
+      <w:proofErr w:type="spellEnd"/>
+      <w:proofErr w:type="gramEnd"/>
     </w:p>
     <w:p>
       <w:pPr>
@@ -17076,9 +17610,18 @@
           <w:sz w:val="20"/>
           <w:lang w:val="en-US"/>
         </w:rPr>
-        <w:t>transaction_created_envelope_test.go</w:t>
-      </w:r>
-      <w:proofErr w:type="spellEnd"/>
+        <w:t>transaction_created_envelope_</w:t>
+      </w:r>
+      <w:proofErr w:type="gramStart"/>
+      <w:r>
+        <w:rPr>
+          <w:sz w:val="20"/>
+          <w:lang w:val="en-US"/>
+        </w:rPr>
+        <w:t>test.go</w:t>
+      </w:r>
+      <w:proofErr w:type="spellEnd"/>
+      <w:proofErr w:type="gramEnd"/>
     </w:p>
     <w:p>
       <w:pPr>
@@ -17131,6 +17674,7 @@
         <w:t xml:space="preserve">│   │   │   </w:t>
       </w:r>
       <w:proofErr w:type="spellStart"/>
+      <w:proofErr w:type="gramStart"/>
       <w:r>
         <w:rPr>
           <w:sz w:val="20"/>
@@ -17139,6 +17683,7 @@
         <w:t>interfaces.go</w:t>
       </w:r>
       <w:proofErr w:type="spellEnd"/>
+      <w:proofErr w:type="gramEnd"/>
     </w:p>
     <w:p>
       <w:pPr>
@@ -17191,6 +17736,7 @@
         <w:t xml:space="preserve">│   │           </w:t>
       </w:r>
       <w:proofErr w:type="spellStart"/>
+      <w:proofErr w:type="gramStart"/>
       <w:r>
         <w:rPr>
           <w:sz w:val="20"/>
@@ -17199,6 +17745,7 @@
         <w:t>analytics.go</w:t>
       </w:r>
       <w:proofErr w:type="spellEnd"/>
+      <w:proofErr w:type="gramEnd"/>
     </w:p>
     <w:p>
       <w:pPr>
@@ -17217,6 +17764,7 @@
         <w:t xml:space="preserve">│   │           </w:t>
       </w:r>
       <w:proofErr w:type="spellStart"/>
+      <w:proofErr w:type="gramStart"/>
       <w:r>
         <w:rPr>
           <w:sz w:val="20"/>
@@ -17225,6 +17773,7 @@
         <w:t>constructor.go</w:t>
       </w:r>
       <w:proofErr w:type="spellEnd"/>
+      <w:proofErr w:type="gramEnd"/>
     </w:p>
     <w:p>
       <w:pPr>
@@ -17243,6 +17792,7 @@
         <w:t xml:space="preserve">│   │           </w:t>
       </w:r>
       <w:proofErr w:type="spellStart"/>
+      <w:proofErr w:type="gramStart"/>
       <w:r>
         <w:rPr>
           <w:sz w:val="20"/>
@@ -17251,6 +17801,7 @@
         <w:t>response.go</w:t>
       </w:r>
       <w:proofErr w:type="spellEnd"/>
+      <w:proofErr w:type="gramEnd"/>
     </w:p>
     <w:p>
       <w:pPr>
@@ -17269,6 +17820,7 @@
         <w:t xml:space="preserve">│   │           </w:t>
       </w:r>
       <w:proofErr w:type="spellStart"/>
+      <w:proofErr w:type="gramStart"/>
       <w:r>
         <w:rPr>
           <w:sz w:val="20"/>
@@ -17277,6 +17829,7 @@
         <w:t>transaction.go</w:t>
       </w:r>
       <w:proofErr w:type="spellEnd"/>
+      <w:proofErr w:type="gramEnd"/>
     </w:p>
     <w:p>
       <w:pPr>
@@ -17329,6 +17882,7 @@
         <w:t xml:space="preserve">│   │       </w:t>
       </w:r>
       <w:proofErr w:type="spellStart"/>
+      <w:proofErr w:type="gramStart"/>
       <w:r>
         <w:rPr>
           <w:sz w:val="20"/>
@@ -17337,6 +17891,7 @@
         <w:t>chain.go</w:t>
       </w:r>
       <w:proofErr w:type="spellEnd"/>
+      <w:proofErr w:type="gramEnd"/>
     </w:p>
     <w:p>
       <w:pPr>
@@ -17355,6 +17910,7 @@
         <w:t xml:space="preserve">│   │       </w:t>
       </w:r>
       <w:proofErr w:type="spellStart"/>
+      <w:proofErr w:type="gramStart"/>
       <w:r>
         <w:rPr>
           <w:sz w:val="20"/>
@@ -17363,6 +17919,7 @@
         <w:t>logger.go</w:t>
       </w:r>
       <w:proofErr w:type="spellEnd"/>
+      <w:proofErr w:type="gramEnd"/>
     </w:p>
     <w:p>
       <w:pPr>
@@ -17381,6 +17938,7 @@
         <w:t xml:space="preserve">│   │       </w:t>
       </w:r>
       <w:proofErr w:type="spellStart"/>
+      <w:proofErr w:type="gramStart"/>
       <w:r>
         <w:rPr>
           <w:sz w:val="20"/>
@@ -17389,6 +17947,7 @@
         <w:t>metrics.go</w:t>
       </w:r>
       <w:proofErr w:type="spellEnd"/>
+      <w:proofErr w:type="gramEnd"/>
     </w:p>
     <w:p>
       <w:pPr>
@@ -17407,6 +17966,7 @@
         <w:t xml:space="preserve">│   │       </w:t>
       </w:r>
       <w:proofErr w:type="spellStart"/>
+      <w:proofErr w:type="gramStart"/>
       <w:r>
         <w:rPr>
           <w:sz w:val="20"/>
@@ -17415,6 +17975,7 @@
         <w:t>recovery.go</w:t>
       </w:r>
       <w:proofErr w:type="spellEnd"/>
+      <w:proofErr w:type="gramEnd"/>
     </w:p>
     <w:p>
       <w:pPr>
@@ -17439,9 +18000,18 @@
           <w:sz w:val="20"/>
           <w:lang w:val="en-US"/>
         </w:rPr>
-        <w:t>request_id.go</w:t>
-      </w:r>
-      <w:proofErr w:type="spellEnd"/>
+        <w:t>request_</w:t>
+      </w:r>
+      <w:proofErr w:type="gramStart"/>
+      <w:r>
+        <w:rPr>
+          <w:sz w:val="20"/>
+          <w:lang w:val="en-US"/>
+        </w:rPr>
+        <w:t>id.go</w:t>
+      </w:r>
+      <w:proofErr w:type="spellEnd"/>
+      <w:proofErr w:type="gramEnd"/>
     </w:p>
     <w:p>
       <w:pPr>
@@ -17494,6 +18064,7 @@
         <w:t xml:space="preserve">│   │       </w:t>
       </w:r>
       <w:proofErr w:type="spellStart"/>
+      <w:proofErr w:type="gramStart"/>
       <w:r>
         <w:rPr>
           <w:sz w:val="20"/>
@@ -17502,6 +18073,7 @@
         <w:t>models.go</w:t>
       </w:r>
       <w:proofErr w:type="spellEnd"/>
+      <w:proofErr w:type="gramEnd"/>
     </w:p>
     <w:p>
       <w:pPr>
@@ -17559,9 +18131,18 @@
           <w:sz w:val="20"/>
           <w:lang w:val="en-US"/>
         </w:rPr>
-        <w:t>consumer_metrics.go</w:t>
-      </w:r>
-      <w:proofErr w:type="spellEnd"/>
+        <w:t>consumer_</w:t>
+      </w:r>
+      <w:proofErr w:type="gramStart"/>
+      <w:r>
+        <w:rPr>
+          <w:sz w:val="20"/>
+          <w:lang w:val="en-US"/>
+        </w:rPr>
+        <w:t>metrics.go</w:t>
+      </w:r>
+      <w:proofErr w:type="spellEnd"/>
+      <w:proofErr w:type="gramEnd"/>
     </w:p>
     <w:p>
       <w:pPr>
@@ -17585,9 +18166,18 @@
           <w:sz w:val="20"/>
           <w:lang w:val="en-US"/>
         </w:rPr>
-        <w:t>kafka_producer_metrics.go</w:t>
-      </w:r>
-      <w:proofErr w:type="spellEnd"/>
+        <w:t>kafka_producer_</w:t>
+      </w:r>
+      <w:proofErr w:type="gramStart"/>
+      <w:r>
+        <w:rPr>
+          <w:sz w:val="20"/>
+          <w:lang w:val="en-US"/>
+        </w:rPr>
+        <w:t>metrics.go</w:t>
+      </w:r>
+      <w:proofErr w:type="spellEnd"/>
+      <w:proofErr w:type="gramEnd"/>
     </w:p>
     <w:p>
       <w:pPr>
@@ -17606,6 +18196,7 @@
         <w:t xml:space="preserve">│   │       </w:t>
       </w:r>
       <w:proofErr w:type="spellStart"/>
+      <w:proofErr w:type="gramStart"/>
       <w:r>
         <w:rPr>
           <w:sz w:val="20"/>
@@ -17614,6 +18205,7 @@
         <w:t>metrics.go</w:t>
       </w:r>
       <w:proofErr w:type="spellEnd"/>
+      <w:proofErr w:type="gramEnd"/>
     </w:p>
     <w:p>
       <w:pPr>
@@ -17666,6 +18258,7 @@
         <w:t xml:space="preserve">│   │       </w:t>
       </w:r>
       <w:proofErr w:type="spellStart"/>
+      <w:proofErr w:type="gramStart"/>
       <w:r>
         <w:rPr>
           <w:sz w:val="20"/>
@@ -17674,6 +18267,7 @@
         <w:t>account.go</w:t>
       </w:r>
       <w:proofErr w:type="spellEnd"/>
+      <w:proofErr w:type="gramEnd"/>
     </w:p>
     <w:p>
       <w:pPr>
@@ -17692,6 +18286,7 @@
         <w:t xml:space="preserve">│   │       </w:t>
       </w:r>
       <w:proofErr w:type="spellStart"/>
+      <w:proofErr w:type="gramStart"/>
       <w:r>
         <w:rPr>
           <w:sz w:val="20"/>
@@ -17700,6 +18295,7 @@
         <w:t>analytics.go</w:t>
       </w:r>
       <w:proofErr w:type="spellEnd"/>
+      <w:proofErr w:type="gramEnd"/>
     </w:p>
     <w:p>
       <w:pPr>
@@ -17718,6 +18314,7 @@
         <w:t xml:space="preserve">│   │       </w:t>
       </w:r>
       <w:proofErr w:type="spellStart"/>
+      <w:proofErr w:type="gramStart"/>
       <w:r>
         <w:rPr>
           <w:sz w:val="20"/>
@@ -17726,6 +18323,7 @@
         <w:t>category.go</w:t>
       </w:r>
       <w:proofErr w:type="spellEnd"/>
+      <w:proofErr w:type="gramEnd"/>
     </w:p>
     <w:p>
       <w:pPr>
@@ -17744,6 +18342,7 @@
         <w:t xml:space="preserve">│   │       </w:t>
       </w:r>
       <w:proofErr w:type="spellStart"/>
+      <w:proofErr w:type="gramStart"/>
       <w:r>
         <w:rPr>
           <w:sz w:val="20"/>
@@ -17752,6 +18351,7 @@
         <w:t>idempotency.go</w:t>
       </w:r>
       <w:proofErr w:type="spellEnd"/>
+      <w:proofErr w:type="gramEnd"/>
     </w:p>
     <w:p>
       <w:pPr>
@@ -17770,6 +18370,7 @@
         <w:t xml:space="preserve">│   │       </w:t>
       </w:r>
       <w:proofErr w:type="spellStart"/>
+      <w:proofErr w:type="gramStart"/>
       <w:r>
         <w:rPr>
           <w:sz w:val="20"/>
@@ -17778,6 +18379,7 @@
         <w:t>interfaces.go</w:t>
       </w:r>
       <w:proofErr w:type="spellEnd"/>
+      <w:proofErr w:type="gramEnd"/>
     </w:p>
     <w:p>
       <w:pPr>
@@ -17796,6 +18398,7 @@
         <w:t xml:space="preserve">│   │       </w:t>
       </w:r>
       <w:proofErr w:type="spellStart"/>
+      <w:proofErr w:type="gramStart"/>
       <w:r>
         <w:rPr>
           <w:sz w:val="20"/>
@@ -17804,6 +18407,7 @@
         <w:t>provider.go</w:t>
       </w:r>
       <w:proofErr w:type="spellEnd"/>
+      <w:proofErr w:type="gramEnd"/>
     </w:p>
     <w:p>
       <w:pPr>
@@ -17822,6 +18426,7 @@
         <w:t xml:space="preserve">│   │       </w:t>
       </w:r>
       <w:proofErr w:type="spellStart"/>
+      <w:proofErr w:type="gramStart"/>
       <w:r>
         <w:rPr>
           <w:sz w:val="20"/>
@@ -17830,6 +18435,7 @@
         <w:t>transaction.go</w:t>
       </w:r>
       <w:proofErr w:type="spellEnd"/>
+      <w:proofErr w:type="gramEnd"/>
     </w:p>
     <w:p>
       <w:pPr>
@@ -17848,6 +18454,7 @@
         <w:t xml:space="preserve">│   │       </w:t>
       </w:r>
       <w:proofErr w:type="spellStart"/>
+      <w:proofErr w:type="gramStart"/>
       <w:r>
         <w:rPr>
           <w:sz w:val="20"/>
@@ -17856,6 +18463,7 @@
         <w:t>user.go</w:t>
       </w:r>
       <w:proofErr w:type="spellEnd"/>
+      <w:proofErr w:type="gramEnd"/>
     </w:p>
     <w:p>
       <w:pPr>
@@ -17908,6 +18516,7 @@
         <w:t xml:space="preserve">│   │       </w:t>
       </w:r>
       <w:proofErr w:type="spellStart"/>
+      <w:proofErr w:type="gramStart"/>
       <w:r>
         <w:rPr>
           <w:sz w:val="20"/>
@@ -17916,6 +18525,7 @@
         <w:t>constructor.go</w:t>
       </w:r>
       <w:proofErr w:type="spellEnd"/>
+      <w:proofErr w:type="gramEnd"/>
     </w:p>
     <w:p>
       <w:pPr>
@@ -17934,6 +18544,7 @@
         <w:t xml:space="preserve">│   │       </w:t>
       </w:r>
       <w:proofErr w:type="spellStart"/>
+      <w:proofErr w:type="gramStart"/>
       <w:r>
         <w:rPr>
           <w:sz w:val="20"/>
@@ -17942,6 +18553,7 @@
         <w:t>implementations.go</w:t>
       </w:r>
       <w:proofErr w:type="spellEnd"/>
+      <w:proofErr w:type="gramEnd"/>
     </w:p>
     <w:p>
       <w:pPr>
@@ -17960,6 +18572,7 @@
         <w:t xml:space="preserve">│   │       </w:t>
       </w:r>
       <w:proofErr w:type="spellStart"/>
+      <w:proofErr w:type="gramStart"/>
       <w:r>
         <w:rPr>
           <w:sz w:val="20"/>
@@ -17968,6 +18581,7 @@
         <w:t>interfaces.go</w:t>
       </w:r>
       <w:proofErr w:type="spellEnd"/>
+      <w:proofErr w:type="gramEnd"/>
     </w:p>
     <w:p>
       <w:pPr>
@@ -18020,6 +18634,7 @@
         <w:t xml:space="preserve">│           </w:t>
       </w:r>
       <w:proofErr w:type="spellStart"/>
+      <w:proofErr w:type="gramStart"/>
       <w:r>
         <w:rPr>
           <w:sz w:val="20"/>
@@ -18028,6 +18643,7 @@
         <w:t>validator.go</w:t>
       </w:r>
       <w:proofErr w:type="spellEnd"/>
+      <w:proofErr w:type="gramEnd"/>
     </w:p>
     <w:p>
       <w:pPr>
@@ -18232,8 +18848,8 @@
         <w:t xml:space="preserve">        styles.css</w:t>
       </w:r>
       <w:bookmarkStart w:id="68" w:name="ключевые-технические-решения"/>
-      <w:bookmarkEnd w:id="53"/>
-      <w:bookmarkEnd w:id="66"/>
+      <w:bookmarkEnd w:id="54"/>
+      <w:bookmarkEnd w:id="67"/>
     </w:p>
     <w:p>
       <w:pPr>
@@ -18840,14 +19456,7 @@
           <w:b/>
           <w:bCs/>
         </w:rPr>
-        <w:t xml:space="preserve">4.1.6 </w:t>
-      </w:r>
-      <w:r>
-        <w:rPr>
-          <w:b/>
-          <w:bCs/>
-        </w:rPr>
-        <w:t>Бизнес-логика</w:t>
+        <w:t>4.1.6 Бизнес-логика</w:t>
       </w:r>
       <w:bookmarkEnd w:id="72"/>
     </w:p>
@@ -19461,10 +20070,12 @@
         <w:t xml:space="preserve"> преобразует её в событие </w:t>
       </w:r>
       <w:proofErr w:type="spellStart"/>
+      <w:proofErr w:type="gramStart"/>
       <w:r>
         <w:t>transaction.created</w:t>
       </w:r>
       <w:proofErr w:type="spellEnd"/>
+      <w:proofErr w:type="gramEnd"/>
       <w:r>
         <w:t xml:space="preserve">, </w:t>
       </w:r>
@@ -20027,14 +20638,7 @@
           <w:b/>
           <w:bCs/>
         </w:rPr>
-        <w:t xml:space="preserve">4.1.7 </w:t>
-      </w:r>
-      <w:r>
-        <w:rPr>
-          <w:b/>
-          <w:bCs/>
-        </w:rPr>
-        <w:t>Транспортный слой</w:t>
+        <w:t>4.1.7 Транспортный слой</w:t>
       </w:r>
       <w:bookmarkEnd w:id="75"/>
     </w:p>
@@ -21394,17 +21998,11 @@
     <w:p>
       <w:pPr>
         <w:pStyle w:val="a0"/>
-        <w:rPr>
-          <w:lang w:val="en-US"/>
-        </w:rPr>
       </w:pPr>
       <w:r>
         <w:t>Запросы следующего вида идемпотентны</w:t>
       </w:r>
       <w:r>
-        <w:rPr>
-          <w:lang w:val="en-US"/>
-        </w:rPr>
         <w:t>:</w:t>
       </w:r>
     </w:p>
@@ -22430,10 +23028,12 @@
         <w:t>В проекте весь конвейер строится вокруг события </w:t>
       </w:r>
       <w:proofErr w:type="spellStart"/>
+      <w:proofErr w:type="gramStart"/>
       <w:r>
         <w:t>transaction.created</w:t>
       </w:r>
       <w:proofErr w:type="spellEnd"/>
+      <w:proofErr w:type="gramEnd"/>
       <w:r>
         <w:t xml:space="preserve">. Оно публикуется после успешного завершения операции создания транзакции и проходит несколько стадий: запись в базу данных, </w:t>
       </w:r>
@@ -22507,7 +23107,15 @@
       </w:r>
       <w:proofErr w:type="spellEnd"/>
       <w:r>
-        <w:t xml:space="preserve">. Это важно, потому что если отправить событие в </w:t>
+        <w:t xml:space="preserve">. Это важно, потому </w:t>
+      </w:r>
+      <w:proofErr w:type="gramStart"/>
+      <w:r>
+        <w:t>что</w:t>
+      </w:r>
+      <w:proofErr w:type="gramEnd"/>
+      <w:r>
+        <w:t xml:space="preserve"> если отправить событие в </w:t>
       </w:r>
       <w:proofErr w:type="spellStart"/>
       <w:r>
@@ -22534,10 +23142,12 @@
         <w:t>, затем публикация </w:t>
       </w:r>
       <w:proofErr w:type="spellStart"/>
+      <w:proofErr w:type="gramStart"/>
       <w:r>
         <w:t>transaction.created</w:t>
       </w:r>
       <w:proofErr w:type="spellEnd"/>
+      <w:proofErr w:type="gramEnd"/>
       <w:r>
         <w:t>.</w:t>
       </w:r>
@@ -22572,6 +23182,7 @@
         <w:t> доступен только метод вида </w:t>
       </w:r>
       <w:proofErr w:type="spellStart"/>
+      <w:proofErr w:type="gramStart"/>
       <w:r>
         <w:t>PublishTransactionCreated</w:t>
       </w:r>
@@ -22580,6 +23191,7 @@
         <w:t>(</w:t>
       </w:r>
       <w:proofErr w:type="spellStart"/>
+      <w:proofErr w:type="gramEnd"/>
       <w:r>
         <w:t>ctx</w:t>
       </w:r>
@@ -22749,13 +23361,23 @@
         <w:pStyle w:val="a0"/>
       </w:pPr>
       <w:r>
-        <w:t xml:space="preserve">Сообщения из топика </w:t>
-      </w:r>
-      <w:proofErr w:type="spellStart"/>
+        <w:t xml:space="preserve">Сообщения </w:t>
+      </w:r>
+      <w:proofErr w:type="gramStart"/>
+      <w:r>
+        <w:t>из топика</w:t>
+      </w:r>
+      <w:proofErr w:type="gramEnd"/>
+      <w:r>
+        <w:t xml:space="preserve"> </w:t>
+      </w:r>
+      <w:proofErr w:type="spellStart"/>
+      <w:proofErr w:type="gramStart"/>
       <w:r>
         <w:t>transactions.events</w:t>
       </w:r>
       <w:proofErr w:type="spellEnd"/>
+      <w:proofErr w:type="gramEnd"/>
       <w:r>
         <w:t xml:space="preserve"> обрабатываются отдельным приложением </w:t>
       </w:r>
@@ -22784,6 +23406,9 @@
     <w:p>
       <w:pPr>
         <w:pStyle w:val="a0"/>
+        <w:rPr>
+          <w:lang w:val="en-US"/>
+        </w:rPr>
       </w:pPr>
       <w:r>
         <w:t xml:space="preserve">Consumer подписывается на </w:t>
@@ -22833,6 +23458,9 @@
     <w:p>
       <w:pPr>
         <w:pStyle w:val="a0"/>
+        <w:rPr>
+          <w:lang w:val="en-US"/>
+        </w:rPr>
       </w:pPr>
       <w:r>
         <w:rPr>
@@ -22870,13 +23498,7 @@
       </w:r>
       <w:proofErr w:type="spellEnd"/>
       <w:r>
-        <w:t xml:space="preserve"> без дублирования обработки.</w:t>
-      </w:r>
-      <w:r>
-        <w:t xml:space="preserve"> </w:t>
-      </w:r>
-      <w:r>
-        <w:t xml:space="preserve">После получения сообщения </w:t>
+        <w:t xml:space="preserve"> без дублирования обработки. После получения сообщения </w:t>
       </w:r>
       <w:proofErr w:type="spellStart"/>
       <w:r>
@@ -23123,177 +23745,170 @@
           <w:b/>
           <w:bCs/>
         </w:rPr>
-        <w:t xml:space="preserve">4.1.10 </w:t>
-      </w:r>
-      <w:r>
+        <w:t>4.1.10 Наблюдаемость</w:t>
+      </w:r>
+      <w:bookmarkEnd w:id="83"/>
+    </w:p>
+    <w:p>
+      <w:pPr>
+        <w:pStyle w:val="Compact0"/>
+        <w:ind w:firstLine="709"/>
+      </w:pPr>
+      <w:r>
+        <w:t xml:space="preserve">Для системы, которая работает под нагрузкой и использует асинхронную обработку через </w:t>
+      </w:r>
+      <w:proofErr w:type="spellStart"/>
+      <w:r>
+        <w:t>Kafka</w:t>
+      </w:r>
+      <w:proofErr w:type="spellEnd"/>
+      <w:r>
+        <w:t xml:space="preserve">, одного логирования недостаточно. Логи помогают разбирать отдельные ошибки, но не дают целостной картины состояния сервиса в реальном времени. Поэтому в проекте используется подсистема наблюдаемости, основанная на метриках, </w:t>
+      </w:r>
+      <w:proofErr w:type="spellStart"/>
+      <w:r>
+        <w:t>Prometheus</w:t>
+      </w:r>
+      <w:proofErr w:type="spellEnd"/>
+      <w:r>
+        <w:t xml:space="preserve"> и </w:t>
+      </w:r>
+      <w:proofErr w:type="spellStart"/>
+      <w:r>
+        <w:t>Grafana</w:t>
+      </w:r>
+      <w:proofErr w:type="spellEnd"/>
+      <w:r>
+        <w:t>.</w:t>
+      </w:r>
+    </w:p>
+    <w:p>
+      <w:pPr>
+        <w:pStyle w:val="Compact0"/>
+      </w:pPr>
+      <w:r>
+        <w:t xml:space="preserve">Она решает несколько практических задач: позволяет контролировать доступность HTTP API, измерять скорость обработки запросов, отслеживать ошибки, а также видеть состояние </w:t>
+      </w:r>
+      <w:proofErr w:type="spellStart"/>
+      <w:r>
+        <w:t>producer</w:t>
+      </w:r>
+      <w:proofErr w:type="spellEnd"/>
+      <w:r>
+        <w:t xml:space="preserve"> и </w:t>
+      </w:r>
+      <w:proofErr w:type="spellStart"/>
+      <w:r>
+        <w:t>consumer</w:t>
+      </w:r>
+      <w:proofErr w:type="spellEnd"/>
+      <w:r>
+        <w:t xml:space="preserve"> в </w:t>
+      </w:r>
+      <w:proofErr w:type="spellStart"/>
+      <w:r>
+        <w:t>Kafka</w:t>
+      </w:r>
+      <w:proofErr w:type="spellEnd"/>
+      <w:r>
+        <w:t xml:space="preserve">. Отдельно полезно наблюдать за </w:t>
+      </w:r>
+      <w:proofErr w:type="spellStart"/>
+      <w:r>
+        <w:t>consumer</w:t>
+      </w:r>
+      <w:proofErr w:type="spellEnd"/>
+      <w:r>
+        <w:t xml:space="preserve"> </w:t>
+      </w:r>
+      <w:proofErr w:type="spellStart"/>
+      <w:r>
+        <w:t>lag</w:t>
+      </w:r>
+      <w:proofErr w:type="spellEnd"/>
+      <w:r>
+        <w:t>, потому что он показывает, успевает ли система обрабатывать входящий поток сообщений. Дополнительно можно контролировать базу данных и фоновые процессы, которые тоже влияют на стабильность сервиса.</w:t>
+      </w:r>
+    </w:p>
+    <w:p>
+      <w:pPr>
+        <w:pStyle w:val="Compact0"/>
+      </w:pPr>
+      <w:r>
+        <w:t>Схема работы выглядит так: приложение отдаёт метрики по /</w:t>
+      </w:r>
+      <w:proofErr w:type="spellStart"/>
+      <w:r>
+        <w:t>metrics</w:t>
+      </w:r>
+      <w:proofErr w:type="spellEnd"/>
+      <w:r>
+        <w:t xml:space="preserve">, </w:t>
+      </w:r>
+      <w:proofErr w:type="spellStart"/>
+      <w:r>
+        <w:t>Prometheus</w:t>
+      </w:r>
+      <w:proofErr w:type="spellEnd"/>
+      <w:r>
+        <w:t xml:space="preserve"> регулярно их забирает, </w:t>
+      </w:r>
+      <w:proofErr w:type="spellStart"/>
+      <w:r>
+        <w:t>kafka-exporter</w:t>
+      </w:r>
+      <w:proofErr w:type="spellEnd"/>
+      <w:r>
+        <w:t xml:space="preserve"> добавляет </w:t>
+      </w:r>
+      <w:proofErr w:type="spellStart"/>
+      <w:r>
+        <w:t>Kafka</w:t>
+      </w:r>
+      <w:proofErr w:type="spellEnd"/>
+      <w:r>
+        <w:t xml:space="preserve">-метрики, а </w:t>
+      </w:r>
+      <w:proofErr w:type="spellStart"/>
+      <w:r>
+        <w:t>Grafana</w:t>
+      </w:r>
+      <w:proofErr w:type="spellEnd"/>
+      <w:r>
+        <w:t xml:space="preserve"> визуализирует всё на дашбордах. В итоге состояние системы можно оценивать не постфактум, а почти в реальном времени.</w:t>
+      </w:r>
+    </w:p>
+    <w:p>
+      <w:pPr>
+        <w:pStyle w:val="Compact0"/>
+      </w:pPr>
+      <w:r>
+        <w:t xml:space="preserve">На уровне HTTP-сервиса используется </w:t>
+      </w:r>
+      <w:proofErr w:type="spellStart"/>
+      <w:r>
+        <w:t>middleware</w:t>
+      </w:r>
+      <w:proofErr w:type="spellEnd"/>
+      <w:r>
+        <w:t xml:space="preserve">, который автоматически собирает данные о каждом запросе. Обычно фиксируются метод, маршрут, код ответа, число запросов и длительность выполнения. На этой основе строятся базовые метрики: общее количество запросов, </w:t>
+      </w:r>
+      <w:proofErr w:type="spellStart"/>
+      <w:r>
+        <w:t>latency</w:t>
+      </w:r>
+      <w:proofErr w:type="spellEnd"/>
+      <w:r>
+        <w:t xml:space="preserve"> и число ошибок по статусам 4xx и 5xx.</w:t>
+      </w:r>
+    </w:p>
+    <w:p>
+      <w:pPr>
+        <w:pStyle w:val="Compact0"/>
         <w:rPr>
           <w:b/>
           <w:bCs/>
         </w:rPr>
-        <w:t>Наблюдаемость</w:t>
-      </w:r>
-      <w:bookmarkEnd w:id="83"/>
-    </w:p>
-    <w:p>
-      <w:pPr>
-        <w:pStyle w:val="Compact0"/>
-        <w:ind w:firstLine="709"/>
-      </w:pPr>
-      <w:r>
-        <w:t xml:space="preserve">Для системы, которая работает под нагрузкой и использует асинхронную обработку через </w:t>
-      </w:r>
-      <w:proofErr w:type="spellStart"/>
-      <w:r>
-        <w:t>Kafka</w:t>
-      </w:r>
-      <w:proofErr w:type="spellEnd"/>
-      <w:r>
-        <w:t xml:space="preserve">, одного логирования недостаточно. Логи помогают разбирать отдельные ошибки, но не дают целостной картины состояния сервиса в реальном времени. Поэтому в проекте используется подсистема наблюдаемости, основанная на метриках, </w:t>
-      </w:r>
-      <w:proofErr w:type="spellStart"/>
-      <w:r>
-        <w:t>Prometheus</w:t>
-      </w:r>
-      <w:proofErr w:type="spellEnd"/>
-      <w:r>
-        <w:t xml:space="preserve"> и </w:t>
-      </w:r>
-      <w:proofErr w:type="spellStart"/>
-      <w:r>
-        <w:t>Grafana</w:t>
-      </w:r>
-      <w:proofErr w:type="spellEnd"/>
-      <w:r>
-        <w:t>.</w:t>
-      </w:r>
-    </w:p>
-    <w:p>
-      <w:pPr>
-        <w:pStyle w:val="Compact0"/>
-      </w:pPr>
-      <w:r>
-        <w:t xml:space="preserve">Она решает несколько практических задач: позволяет контролировать доступность HTTP API, измерять скорость обработки запросов, отслеживать ошибки, а также видеть состояние </w:t>
-      </w:r>
-      <w:proofErr w:type="spellStart"/>
-      <w:r>
-        <w:t>producer</w:t>
-      </w:r>
-      <w:proofErr w:type="spellEnd"/>
-      <w:r>
-        <w:t xml:space="preserve"> и </w:t>
-      </w:r>
-      <w:proofErr w:type="spellStart"/>
-      <w:r>
-        <w:t>consumer</w:t>
-      </w:r>
-      <w:proofErr w:type="spellEnd"/>
-      <w:r>
-        <w:t xml:space="preserve"> в </w:t>
-      </w:r>
-      <w:proofErr w:type="spellStart"/>
-      <w:r>
-        <w:t>Kafka</w:t>
-      </w:r>
-      <w:proofErr w:type="spellEnd"/>
-      <w:r>
-        <w:t xml:space="preserve">. Отдельно полезно наблюдать за </w:t>
-      </w:r>
-      <w:proofErr w:type="spellStart"/>
-      <w:r>
-        <w:t>consumer</w:t>
-      </w:r>
-      <w:proofErr w:type="spellEnd"/>
-      <w:r>
-        <w:t xml:space="preserve"> </w:t>
-      </w:r>
-      <w:proofErr w:type="spellStart"/>
-      <w:r>
-        <w:t>lag</w:t>
-      </w:r>
-      <w:proofErr w:type="spellEnd"/>
-      <w:r>
-        <w:t>, потому что он показывает, успевает ли система обрабатывать входящий поток сообщений. Дополнительно можно контролировать базу данных и фоновые процессы, которые тоже влияют на стабильность сервиса.</w:t>
-      </w:r>
-    </w:p>
-    <w:p>
-      <w:pPr>
-        <w:pStyle w:val="Compact0"/>
-      </w:pPr>
-      <w:r>
-        <w:t>Схема работы выглядит так: приложение отдаёт метрики по /</w:t>
-      </w:r>
-      <w:proofErr w:type="spellStart"/>
-      <w:r>
-        <w:t>metrics</w:t>
-      </w:r>
-      <w:proofErr w:type="spellEnd"/>
-      <w:r>
-        <w:t xml:space="preserve">, </w:t>
-      </w:r>
-      <w:proofErr w:type="spellStart"/>
-      <w:r>
-        <w:t>Prometheus</w:t>
-      </w:r>
-      <w:proofErr w:type="spellEnd"/>
-      <w:r>
-        <w:t xml:space="preserve"> регулярно их забирает, </w:t>
-      </w:r>
-      <w:proofErr w:type="spellStart"/>
-      <w:r>
-        <w:t>kafka-exporter</w:t>
-      </w:r>
-      <w:proofErr w:type="spellEnd"/>
-      <w:r>
-        <w:t xml:space="preserve"> добавляет </w:t>
-      </w:r>
-      <w:proofErr w:type="spellStart"/>
-      <w:r>
-        <w:t>Kafka</w:t>
-      </w:r>
-      <w:proofErr w:type="spellEnd"/>
-      <w:r>
-        <w:t xml:space="preserve">-метрики, а </w:t>
-      </w:r>
-      <w:proofErr w:type="spellStart"/>
-      <w:r>
-        <w:t>Grafana</w:t>
-      </w:r>
-      <w:proofErr w:type="spellEnd"/>
-      <w:r>
-        <w:t xml:space="preserve"> визуализирует всё на дашбордах. В итоге состояние системы можно оценивать не постфактум, а почти в реальном времени.</w:t>
-      </w:r>
-    </w:p>
-    <w:p>
-      <w:pPr>
-        <w:pStyle w:val="Compact0"/>
-      </w:pPr>
-      <w:r>
-        <w:t xml:space="preserve">На уровне HTTP-сервиса используется </w:t>
-      </w:r>
-      <w:proofErr w:type="spellStart"/>
-      <w:r>
-        <w:t>middleware</w:t>
-      </w:r>
-      <w:proofErr w:type="spellEnd"/>
-      <w:r>
-        <w:t xml:space="preserve">, который автоматически собирает данные о каждом запросе. Обычно фиксируются метод, маршрут, код ответа, число запросов и длительность выполнения. На этой основе строятся базовые метрики: общее количество запросов, </w:t>
-      </w:r>
-      <w:proofErr w:type="spellStart"/>
-      <w:r>
-        <w:t>latency</w:t>
-      </w:r>
-      <w:proofErr w:type="spellEnd"/>
-      <w:r>
-        <w:t xml:space="preserve"> и число ошибок по статусам 4xx и 5xx.</w:t>
-      </w:r>
-    </w:p>
-    <w:p>
-      <w:pPr>
-        <w:pStyle w:val="Compact0"/>
-        <w:rPr>
-          <w:b/>
-          <w:bCs/>
-        </w:rPr>
       </w:pPr>
       <w:r>
         <w:t xml:space="preserve">Кроме HTTP-показателей, полезно отдельно собирать и бизнес-метрики, например </w:t>
@@ -23322,6 +23937,9 @@
     <w:p>
       <w:pPr>
         <w:pStyle w:val="Compact0"/>
+        <w:rPr>
+          <w:lang w:val="en-US"/>
+        </w:rPr>
       </w:pPr>
       <w:r>
         <w:t>Все метрики доступны через отдельный маршрут GET /</w:t>
@@ -23465,6 +24083,9 @@
     <w:p>
       <w:pPr>
         <w:pStyle w:val="Compact0"/>
+        <w:rPr>
+          <w:lang w:val="en-US"/>
+        </w:rPr>
       </w:pPr>
       <w:proofErr w:type="spellStart"/>
       <w:r>
@@ -23485,9 +24106,17 @@
         <w:rPr>
           <w:lang w:val="en-US"/>
         </w:rPr>
-        <w:t>GET",route</w:t>
-      </w:r>
-      <w:proofErr w:type="spellEnd"/>
+        <w:t>GET</w:t>
+      </w:r>
+      <w:proofErr w:type="gramStart"/>
+      <w:r>
+        <w:rPr>
+          <w:lang w:val="en-US"/>
+        </w:rPr>
+        <w:t>",route</w:t>
+      </w:r>
+      <w:proofErr w:type="spellEnd"/>
+      <w:proofErr w:type="gramEnd"/>
       <w:r>
         <w:rPr>
           <w:lang w:val="en-US"/>
@@ -23499,9 +24128,17 @@
         <w:rPr>
           <w:lang w:val="en-US"/>
         </w:rPr>
-        <w:t>health",status</w:t>
-      </w:r>
-      <w:proofErr w:type="spellEnd"/>
+        <w:t>health</w:t>
+      </w:r>
+      <w:proofErr w:type="gramStart"/>
+      <w:r>
+        <w:rPr>
+          <w:lang w:val="en-US"/>
+        </w:rPr>
+        <w:t>",status</w:t>
+      </w:r>
+      <w:proofErr w:type="spellEnd"/>
+      <w:proofErr w:type="gramEnd"/>
       <w:r>
         <w:rPr>
           <w:lang w:val="en-US"/>
@@ -23576,7 +24213,21 @@
         <w:rPr>
           <w:lang w:val="en-US"/>
         </w:rPr>
-        <w:t>http_request_duration_seconds_bucket{route="/api/transactions",le="0.05"} 243</w:t>
+        <w:t>http_request_duration_seconds_bucket{route="/api/transactions</w:t>
+      </w:r>
+      <w:proofErr w:type="gramStart"/>
+      <w:r>
+        <w:rPr>
+          <w:lang w:val="en-US"/>
+        </w:rPr>
+        <w:t>",le</w:t>
+      </w:r>
+      <w:proofErr w:type="gramEnd"/>
+      <w:r>
+        <w:rPr>
+          <w:lang w:val="en-US"/>
+        </w:rPr>
+        <w:t>="0.05"} 243</w:t>
       </w:r>
     </w:p>
     <w:p>
@@ -24326,19 +24977,25 @@
         <w:t xml:space="preserve">. </w:t>
       </w:r>
       <w:r>
-        <w:t>Первая показывает число успешно отправленных сообщений, вторая — количество ошибок отправки, а третья — время публикации сообщения.</w:t>
-      </w:r>
-      <w:r>
+        <w:t xml:space="preserve">Первая показывает число успешно отправленных сообщений, вторая — количество ошибок отправки, а третья — время публикации сообщения. </w:t>
+      </w:r>
+      <w:r>
+        <w:rPr>
+          <w:lang w:val="en-US"/>
+        </w:rPr>
+        <w:t xml:space="preserve">Consumer, </w:t>
+      </w:r>
+      <w:r>
+        <w:t>в</w:t>
+      </w:r>
+      <w:r>
+        <w:rPr>
+          <w:lang w:val="en-US"/>
+        </w:rPr>
         <w:t xml:space="preserve"> </w:t>
       </w:r>
       <w:r>
-        <w:rPr>
-          <w:lang w:val="en-US"/>
-        </w:rPr>
-        <w:t xml:space="preserve">Consumer, </w:t>
-      </w:r>
-      <w:r>
-        <w:t>в</w:t>
+        <w:t>свою</w:t>
       </w:r>
       <w:r>
         <w:rPr>
@@ -24347,7 +25004,16 @@
         <w:t xml:space="preserve"> </w:t>
       </w:r>
       <w:r>
-        <w:t>свою</w:t>
+        <w:t>очередь</w:t>
+      </w:r>
+      <w:r>
+        <w:rPr>
+          <w:lang w:val="en-US"/>
+        </w:rPr>
+        <w:t xml:space="preserve">, </w:t>
+      </w:r>
+      <w:r>
+        <w:t>может</w:t>
       </w:r>
       <w:r>
         <w:rPr>
@@ -24356,17 +25022,59 @@
         <w:t xml:space="preserve"> </w:t>
       </w:r>
       <w:r>
-        <w:t>очередь</w:t>
-      </w:r>
+        <w:t>отдавать</w:t>
+      </w:r>
+      <w:r>
+        <w:rPr>
+          <w:lang w:val="en-US"/>
+        </w:rPr>
+        <w:t xml:space="preserve"> </w:t>
+      </w:r>
+      <w:r>
+        <w:t>метрики</w:t>
+      </w:r>
+      <w:r>
+        <w:rPr>
+          <w:lang w:val="en-US"/>
+        </w:rPr>
+        <w:t xml:space="preserve"> </w:t>
+      </w:r>
+      <w:proofErr w:type="spellStart"/>
+      <w:r>
+        <w:rPr>
+          <w:lang w:val="en-US"/>
+        </w:rPr>
+        <w:t>kafka_consumer_messages_total</w:t>
+      </w:r>
+      <w:proofErr w:type="spellEnd"/>
       <w:r>
         <w:rPr>
           <w:lang w:val="en-US"/>
         </w:rPr>
         <w:t xml:space="preserve">, </w:t>
       </w:r>
-      <w:r>
-        <w:t>может</w:t>
-      </w:r>
+      <w:proofErr w:type="spellStart"/>
+      <w:r>
+        <w:rPr>
+          <w:lang w:val="en-US"/>
+        </w:rPr>
+        <w:t>kafka_consumer_errors_total</w:t>
+      </w:r>
+      <w:proofErr w:type="spellEnd"/>
+      <w:r>
+        <w:rPr>
+          <w:lang w:val="en-US"/>
+        </w:rPr>
+        <w:t xml:space="preserve">, </w:t>
+      </w:r>
+      <w:proofErr w:type="spellStart"/>
+      <w:r>
+        <w:rPr>
+          <w:lang w:val="en-US"/>
+        </w:rPr>
+        <w:t>kafka_consumer_retry_total</w:t>
+      </w:r>
+      <w:proofErr w:type="spellEnd"/>
       <w:r>
         <w:rPr>
           <w:lang w:val="en-US"/>
@@ -24374,7 +25082,7 @@
         <w:t xml:space="preserve"> </w:t>
       </w:r>
       <w:r>
-        <w:t>отдавать</w:t>
+        <w:t>и</w:t>
       </w:r>
       <w:r>
         <w:rPr>
@@ -24382,105 +25090,47 @@
         </w:rPr>
         <w:t xml:space="preserve"> </w:t>
       </w:r>
-      <w:r>
-        <w:t>метрики</w:t>
-      </w:r>
-      <w:r>
-        <w:rPr>
-          <w:lang w:val="en-US"/>
-        </w:rPr>
+      <w:proofErr w:type="spellStart"/>
+      <w:r>
+        <w:rPr>
+          <w:lang w:val="en-US"/>
+        </w:rPr>
+        <w:t>kafka_consumer_dlq_total</w:t>
+      </w:r>
+      <w:proofErr w:type="spellEnd"/>
+      <w:r>
+        <w:rPr>
+          <w:lang w:val="en-US"/>
+        </w:rPr>
+        <w:t xml:space="preserve">. </w:t>
+      </w:r>
+      <w:r>
+        <w:t xml:space="preserve">Они позволяют видеть, сколько сообщений обработано успешно, сколько завершилось ошибкой и есть ли рост повторных попыток или сообщений в </w:t>
+      </w:r>
+      <w:proofErr w:type="spellStart"/>
+      <w:r>
+        <w:t>dead</w:t>
+      </w:r>
+      <w:proofErr w:type="spellEnd"/>
+      <w:r>
         <w:t xml:space="preserve"> </w:t>
       </w:r>
       <w:proofErr w:type="spellStart"/>
       <w:r>
-        <w:rPr>
-          <w:lang w:val="en-US"/>
-        </w:rPr>
-        <w:t>kafka_consumer_messages_total</w:t>
-      </w:r>
-      <w:proofErr w:type="spellEnd"/>
-      <w:r>
-        <w:rPr>
-          <w:lang w:val="en-US"/>
-        </w:rPr>
-        <w:t xml:space="preserve">, </w:t>
-      </w:r>
-      <w:proofErr w:type="spellStart"/>
-      <w:r>
-        <w:rPr>
-          <w:lang w:val="en-US"/>
-        </w:rPr>
-        <w:t>kafka_consumer_errors_total</w:t>
-      </w:r>
-      <w:proofErr w:type="spellEnd"/>
-      <w:r>
-        <w:rPr>
-          <w:lang w:val="en-US"/>
-        </w:rPr>
-        <w:t xml:space="preserve">, </w:t>
-      </w:r>
-      <w:proofErr w:type="spellStart"/>
-      <w:r>
-        <w:rPr>
-          <w:lang w:val="en-US"/>
-        </w:rPr>
-        <w:t>kafka_consumer_retry_total</w:t>
-      </w:r>
-      <w:proofErr w:type="spellEnd"/>
-      <w:r>
-        <w:rPr>
-          <w:lang w:val="en-US"/>
-        </w:rPr>
+        <w:t>letter</w:t>
+      </w:r>
+      <w:proofErr w:type="spellEnd"/>
+      <w:r>
         <w:t xml:space="preserve"> </w:t>
       </w:r>
-      <w:r>
-        <w:t>и</w:t>
-      </w:r>
-      <w:r>
-        <w:rPr>
-          <w:lang w:val="en-US"/>
-        </w:rPr>
-        <w:t xml:space="preserve"> </w:t>
-      </w:r>
-      <w:proofErr w:type="spellStart"/>
-      <w:r>
-        <w:rPr>
-          <w:lang w:val="en-US"/>
-        </w:rPr>
-        <w:t>kafka_consumer_dlq_total</w:t>
-      </w:r>
-      <w:proofErr w:type="spellEnd"/>
-      <w:r>
-        <w:rPr>
-          <w:lang w:val="en-US"/>
-        </w:rPr>
-        <w:t xml:space="preserve">. </w:t>
-      </w:r>
-      <w:r>
-        <w:t xml:space="preserve">Они позволяют видеть, сколько сообщений обработано успешно, сколько завершилось ошибкой и есть ли рост повторных попыток или сообщений в </w:t>
-      </w:r>
-      <w:proofErr w:type="spellStart"/>
-      <w:r>
-        <w:t>dead</w:t>
-      </w:r>
-      <w:proofErr w:type="spellEnd"/>
-      <w:r>
-        <w:t xml:space="preserve"> </w:t>
-      </w:r>
-      <w:proofErr w:type="spellStart"/>
-      <w:r>
-        <w:t>letter</w:t>
-      </w:r>
-      <w:proofErr w:type="spellEnd"/>
-      <w:r>
-        <w:t xml:space="preserve"> </w:t>
-      </w:r>
-      <w:proofErr w:type="spellStart"/>
-      <w:r>
-        <w:t>queue.</w:t>
-      </w:r>
-      <w:r>
-        <w:t>kafka_consumer_retry_total</w:t>
+      <w:proofErr w:type="spellStart"/>
+      <w:proofErr w:type="gramStart"/>
+      <w:r>
+        <w:t>queue.kafka</w:t>
+      </w:r>
+      <w:proofErr w:type="gramEnd"/>
+      <w:r>
+        <w:t>_consumer_retry_total</w:t>
       </w:r>
       <w:proofErr w:type="spellEnd"/>
       <w:r>
@@ -24566,6 +25216,9 @@
       <w:pPr>
         <w:pStyle w:val="Compact0"/>
         <w:ind w:firstLine="720"/>
+        <w:rPr>
+          <w:lang w:val="en-US"/>
+        </w:rPr>
       </w:pPr>
       <w:r>
         <w:lastRenderedPageBreak/>
@@ -24761,7 +25414,35 @@
         <w:rPr>
           <w:lang w:val="en-US"/>
         </w:rPr>
-        <w:t>: kafka_consumergroup_lag{group="diploma-transactions-consumer",topic="transactions.events"} 37.</w:t>
+        <w:t>: kafka_consumergroup_lag{group="diploma-transactions-consumer</w:t>
+      </w:r>
+      <w:proofErr w:type="gramStart"/>
+      <w:r>
+        <w:rPr>
+          <w:lang w:val="en-US"/>
+        </w:rPr>
+        <w:t>",topic</w:t>
+      </w:r>
+      <w:proofErr w:type="gramEnd"/>
+      <w:r>
+        <w:rPr>
+          <w:lang w:val="en-US"/>
+        </w:rPr>
+        <w:t>="</w:t>
+      </w:r>
+      <w:proofErr w:type="gramStart"/>
+      <w:r>
+        <w:rPr>
+          <w:lang w:val="en-US"/>
+        </w:rPr>
+        <w:t>transactions.events</w:t>
+      </w:r>
+      <w:proofErr w:type="gramEnd"/>
+      <w:r>
+        <w:rPr>
+          <w:lang w:val="en-US"/>
+        </w:rPr>
+        <w:t>"} 37.</w:t>
       </w:r>
     </w:p>
     <w:p>
@@ -25042,14 +25723,7 @@
           <w:b/>
           <w:bCs/>
         </w:rPr>
-        <w:t xml:space="preserve">4.1.11 </w:t>
-      </w:r>
-      <w:r>
-        <w:rPr>
-          <w:b/>
-          <w:bCs/>
-        </w:rPr>
-        <w:t>Развертывание и тестирование</w:t>
+        <w:t>4.1.11 Развертывание и тестирование</w:t>
       </w:r>
       <w:bookmarkEnd w:id="86"/>
     </w:p>
@@ -26225,23 +26899,7 @@
           <w:b w:val="0"/>
           <w:bCs w:val="0"/>
         </w:rPr>
-        <w:t xml:space="preserve">Для обеспечения безопасности используется механизм аутентификации на основе JWT, а управление транзакциями реализовано через контекст выполнения, что позволяет бизнес-логике самостоятельно контролировать операции фиксации и отката без дублирования кода. Логирование и сбор метрик организованы централизованно, что даёт возможность отслеживать процесс выполнения миграций, включая информацию о времени выполнения, инициаторе и возможных ошибках. Архитектурное разделение слоёв упрощает тестирование: модульные тесты охватывают бизнес-логику без необходимости работы с базой данных, а интеграционные тесты проверяют систему в связке с </w:t>
-      </w:r>
-      <w:proofErr w:type="spellStart"/>
-      <w:r>
-        <w:rPr>
-          <w:b w:val="0"/>
-          <w:bCs w:val="0"/>
-        </w:rPr>
-        <w:t>PostgreSQL</w:t>
-      </w:r>
-      <w:proofErr w:type="spellEnd"/>
-      <w:r>
-        <w:rPr>
-          <w:b w:val="0"/>
-          <w:bCs w:val="0"/>
-        </w:rPr>
-        <w:t>.</w:t>
+        <w:t xml:space="preserve">Для обеспечения безопасности используется механизм аутентификации на основе JWT, а управление транзакциями реализовано через контекст выполнения, что позволяет бизнес-логике самостоятельно контролировать операции фиксации и отката без дублирования кода. Логирование и сбор метрик организованы централизованно, что даёт возможность отслеживать процесс выполнения миграций, включая информацию о времени выполнения, инициаторе и возможных ошибках. </w:t>
       </w:r>
     </w:p>
     <w:p>
@@ -26270,7 +26928,7 @@
           <w:b w:val="0"/>
           <w:bCs w:val="0"/>
         </w:rPr>
-        <w:t xml:space="preserve">Функциональные требования реализованы в полном объёме. Система </w:t>
+        <w:t>Функциональные требования реализованы в полном объёме. Система поддерживает хранение истории миграций в базе данных, работу с ветвлением для различных версий приложения и автоматический откат при возникно</w:t>
       </w:r>
       <w:r>
         <w:rPr>
@@ -26278,7 +26936,7 @@
           <w:bCs w:val="0"/>
         </w:rPr>
         <w:lastRenderedPageBreak/>
-        <w:t>поддерживает хранение истории миграций в базе данных, работу с ветвлением для различных версий приложения и автоматический откат при возникновении ошибок. Документация поддерживается в актуальном состоянии за счёт автоматической генерации. Реализованы механизмы автоматического применения SQL-скриптов с проверкой целостности, откат к любой версии миграции, мониторинг состояния и длительности выполнения, а также интеграция с системой контроля версий, что позволяет рассматривать миграции как часть кода проекта.</w:t>
+        <w:t>вении ошибок. Документация поддерживается в актуальном состоянии за счёт автоматической генерации. Реализованы механизмы автоматического применения SQL-скриптов с проверкой целостности, откат к любой версии миграции, мониторинг состояния и длительности выполнения, а также интеграция с системой контроля версий, что позволяет рассматривать миграции как часть кода проекта.</w:t>
       </w:r>
       <w:r>
         <w:rPr>
@@ -26330,108 +26988,457 @@
         <w:pStyle w:val="affff0"/>
         <w:ind w:firstLine="720"/>
         <w:jc w:val="left"/>
+      </w:pPr>
+      <w:r>
         <w:rPr>
           <w:b w:val="0"/>
           <w:bCs w:val="0"/>
         </w:rPr>
-      </w:pPr>
+        <w:t xml:space="preserve">Архитектура системы предусматривает возможности дальнейшего развития. В частности, возможно расширение поддержки других систем управления базами данных, таких как MySQL или </w:t>
+      </w:r>
+      <w:proofErr w:type="spellStart"/>
       <w:r>
         <w:rPr>
           <w:b w:val="0"/>
           <w:bCs w:val="0"/>
         </w:rPr>
-        <w:t xml:space="preserve">Архитектура системы предусматривает возможности дальнейшего развития. В частности, возможно расширение поддержки других систем управления базами данных, таких как MySQL или </w:t>
-      </w:r>
-      <w:proofErr w:type="spellStart"/>
+        <w:t>ClickHouse</w:t>
+      </w:r>
+      <w:proofErr w:type="spellEnd"/>
       <w:r>
         <w:rPr>
           <w:b w:val="0"/>
           <w:bCs w:val="0"/>
         </w:rPr>
-        <w:t>ClickHouse</w:t>
-      </w:r>
-      <w:proofErr w:type="spellEnd"/>
+        <w:t xml:space="preserve">, интеграция с </w:t>
+      </w:r>
+      <w:proofErr w:type="spellStart"/>
       <w:r>
         <w:rPr>
           <w:b w:val="0"/>
           <w:bCs w:val="0"/>
         </w:rPr>
-        <w:t xml:space="preserve">, интеграция с </w:t>
-      </w:r>
-      <w:proofErr w:type="spellStart"/>
+        <w:t>Kubernetes</w:t>
+      </w:r>
+      <w:proofErr w:type="spellEnd"/>
       <w:r>
         <w:rPr>
           <w:b w:val="0"/>
           <w:bCs w:val="0"/>
         </w:rPr>
-        <w:t>Kubernetes</w:t>
-      </w:r>
-      <w:proofErr w:type="spellEnd"/>
+        <w:t xml:space="preserve"> для управления в кластерной среде, добавление аналитических инструментов для оценки и прогнозирования выполнения миграций, а также разработка пользовательского веб-интерфейса для упрощения работы с системой.</w:t>
+      </w:r>
       <w:r>
         <w:rPr>
           <w:b w:val="0"/>
           <w:bCs w:val="0"/>
         </w:rPr>
-        <w:t xml:space="preserve"> для управления в кластерной среде, добавление аналитических инструментов для оценки и прогнозирования выполнения миграций, а также разработка пользовательского веб-интерфейса для упрощения работы с системой.</w:t>
+        <w:t xml:space="preserve"> Р</w:t>
       </w:r>
       <w:r>
         <w:rPr>
           <w:b w:val="0"/>
           <w:bCs w:val="0"/>
         </w:rPr>
-        <w:t xml:space="preserve"> Р</w:t>
-      </w:r>
-      <w:r>
+        <w:t>азработанное решение представляет собой полнофункциональный инструмент управления миграциями, который соответствует требованиям дипломного проекта и может быть использован на практике. Система обладает гибкостью, масштабируемостью и надёжностью, что делает её применимой в современных условиях разработки программного обеспечения.</w:t>
+      </w:r>
+      <w:r>
+        <w:br w:type="page"/>
+      </w:r>
+    </w:p>
+    <w:p>
+      <w:pPr>
+        <w:pStyle w:val="affff0"/>
         <w:rPr>
           <w:b w:val="0"/>
           <w:bCs w:val="0"/>
         </w:rPr>
-        <w:t>азработанное решение представляет собой полнофункциональный инструмент управления миграциями, который соответствует требованиям дипломного проекта и может быть использован на практике. Система обла</w:t>
-      </w:r>
+      </w:pPr>
       <w:r>
         <w:rPr>
           <w:b w:val="0"/>
           <w:bCs w:val="0"/>
         </w:rPr>
         <w:lastRenderedPageBreak/>
-        <w:t>дает гибкостью, масштабируемостью и надёжностью, что делает её применимой в современных условиях разработки программного обеспечения.</w:t>
-      </w:r>
-    </w:p>
-    <w:p>
-      <w:pPr>
-        <w:suppressAutoHyphens/>
-        <w:spacing w:before="0" w:line="240" w:lineRule="auto"/>
-        <w:jc w:val="left"/>
-      </w:pPr>
-      <w:r>
-        <w:rPr>
-          <w:b/>
-          <w:bCs/>
-        </w:rPr>
-        <w:br w:type="page"/>
-      </w:r>
-    </w:p>
-    <w:p>
-      <w:pPr>
-        <w:pStyle w:val="affff0"/>
-        <w:rPr>
-          <w:b w:val="0"/>
-          <w:bCs w:val="0"/>
-        </w:rPr>
-      </w:pPr>
-      <w:r>
-        <w:rPr>
-          <w:b w:val="0"/>
-          <w:bCs w:val="0"/>
-        </w:rPr>
-        <w:lastRenderedPageBreak/>
         <w:t>СПИСОК ИСПОЛЬЗОВАННЫХ ИСТОЧНИКОВ</w:t>
       </w:r>
+      <w:bookmarkStart w:id="88" w:name="ref-KimBehrSpafford2013"/>
+    </w:p>
+    <w:bookmarkEnd w:id="88"/>
+    <w:p>
+      <w:pPr>
+        <w:pStyle w:val="ReferenceItem"/>
+      </w:pPr>
+      <w:r>
+        <w:t>1.</w:t>
+      </w:r>
+      <w:r>
+        <w:t xml:space="preserve">  </w:t>
+      </w:r>
+      <w:proofErr w:type="spellStart"/>
+      <w:r>
+        <w:t>Дейт</w:t>
+      </w:r>
+      <w:proofErr w:type="spellEnd"/>
+      <w:r>
+        <w:t xml:space="preserve"> К. Дж. Введение в системы баз данных. — 8-е изд. — М.: Вильямс, 2005. — 1328 с. </w:t>
+      </w:r>
+    </w:p>
+    <w:p>
+      <w:pPr>
+        <w:pStyle w:val="ReferenceItem"/>
+      </w:pPr>
+      <w:r>
+        <w:t>2.</w:t>
+      </w:r>
+      <w:r>
+        <w:t xml:space="preserve">  Кодд Э. Ф. Реляционная модель данных для больших совместно используемых банков данных // Системы управления базами данных. — 1995. — № 1. — С. 5–23. </w:t>
+      </w:r>
+    </w:p>
+    <w:p>
+      <w:pPr>
+        <w:pStyle w:val="ReferenceItem"/>
+      </w:pPr>
+      <w:r>
+        <w:t>3.</w:t>
+      </w:r>
+      <w:r>
+        <w:t xml:space="preserve">  Мартин Р. С. Чистая архитектура. Искусство разработки программного обеспечения. — СПб.: Питер, 2024. — 352 с. </w:t>
+      </w:r>
+    </w:p>
+    <w:p>
+      <w:pPr>
+        <w:pStyle w:val="ReferenceItem"/>
+      </w:pPr>
+      <w:r>
+        <w:t>4.</w:t>
+      </w:r>
+      <w:r>
+        <w:t xml:space="preserve">  Ньюмен С. От монолита к микросервисам: эволюционные паттерны трансформации приложений. — СПб.: БХВ-Петербург, 2021. — 272 с. </w:t>
+      </w:r>
+    </w:p>
+    <w:p>
+      <w:pPr>
+        <w:pStyle w:val="ReferenceItem"/>
+      </w:pPr>
+      <w:r>
+        <w:t>5.</w:t>
+      </w:r>
+      <w:r>
+        <w:t xml:space="preserve">  </w:t>
+      </w:r>
+      <w:proofErr w:type="spellStart"/>
+      <w:r>
+        <w:t>Индрасири</w:t>
+      </w:r>
+      <w:proofErr w:type="spellEnd"/>
+      <w:r>
+        <w:t xml:space="preserve"> К., </w:t>
+      </w:r>
+      <w:proofErr w:type="spellStart"/>
+      <w:r>
+        <w:t>Курупу</w:t>
+      </w:r>
+      <w:proofErr w:type="spellEnd"/>
+      <w:r>
+        <w:t xml:space="preserve"> Д. </w:t>
+      </w:r>
+      <w:proofErr w:type="spellStart"/>
+      <w:r>
+        <w:t>gRPC</w:t>
+      </w:r>
+      <w:proofErr w:type="spellEnd"/>
+      <w:r>
+        <w:t xml:space="preserve">: запуск и эксплуатация облачных приложений. — СПб.: Питер, 2022. — 384 с. </w:t>
+      </w:r>
+    </w:p>
+    <w:p>
+      <w:pPr>
+        <w:pStyle w:val="ReferenceItem"/>
+      </w:pPr>
+      <w:r>
+        <w:t>6.</w:t>
+      </w:r>
+      <w:r>
+        <w:t xml:space="preserve">  </w:t>
+      </w:r>
+      <w:proofErr w:type="spellStart"/>
+      <w:r>
+        <w:t>Макгаврен</w:t>
+      </w:r>
+      <w:proofErr w:type="spellEnd"/>
+      <w:r>
+        <w:t xml:space="preserve"> Д. Изучаем Go. — СПб.: Питер, 2020. — 400 с. </w:t>
+      </w:r>
+    </w:p>
+    <w:p>
+      <w:pPr>
+        <w:pStyle w:val="ReferenceItem"/>
+      </w:pPr>
+      <w:r>
+        <w:t>7.</w:t>
+      </w:r>
+      <w:r>
+        <w:t xml:space="preserve">  </w:t>
+      </w:r>
+      <w:proofErr w:type="spellStart"/>
+      <w:r>
+        <w:t>PostgreSQL</w:t>
+      </w:r>
+      <w:proofErr w:type="spellEnd"/>
+      <w:r>
+        <w:t xml:space="preserve"> Global Development Group. </w:t>
+      </w:r>
+      <w:proofErr w:type="spellStart"/>
+      <w:r>
+        <w:t>PostgreSQL</w:t>
+      </w:r>
+      <w:proofErr w:type="spellEnd"/>
+      <w:r>
+        <w:t xml:space="preserve">: </w:t>
+      </w:r>
+      <w:proofErr w:type="spellStart"/>
+      <w:r>
+        <w:t>Documentation</w:t>
+      </w:r>
+      <w:proofErr w:type="spellEnd"/>
+      <w:r>
+        <w:t xml:space="preserve"> [Электронный ресурс]. — Режим доступа: </w:t>
+      </w:r>
+      <w:hyperlink r:id="rId10" w:tgtFrame="_new" w:history="1">
+        <w:r>
+          <w:rPr>
+            <w:rStyle w:val="ae"/>
+            <w:rFonts w:ascii="Times New Roman" w:hAnsi="Times New Roman"/>
+            <w:sz w:val="28"/>
+          </w:rPr>
+          <w:t>https://www.postgresql.org/docs/</w:t>
+        </w:r>
+      </w:hyperlink>
+      <w:r>
+        <w:t xml:space="preserve"> (дата обращения: 20.04.2026). </w:t>
+      </w:r>
+    </w:p>
+    <w:p>
+      <w:pPr>
+        <w:pStyle w:val="ReferenceItem"/>
+        <w:rPr>
+          <w:lang w:val="en-US"/>
+        </w:rPr>
+      </w:pPr>
+      <w:r>
+        <w:t>8.</w:t>
+      </w:r>
+      <w:r>
+        <w:rPr>
+          <w:lang w:val="en-US"/>
+        </w:rPr>
+        <w:t xml:space="preserve">  The Go Authors. The Go Programming Language Specification [</w:t>
+      </w:r>
+      <w:r>
+        <w:t>Электронный</w:t>
+      </w:r>
+      <w:r>
+        <w:rPr>
+          <w:lang w:val="en-US"/>
+        </w:rPr>
+        <w:t xml:space="preserve"> </w:t>
+      </w:r>
+      <w:r>
+        <w:t>ресурс</w:t>
+      </w:r>
+      <w:r>
+        <w:rPr>
+          <w:lang w:val="en-US"/>
+        </w:rPr>
+        <w:t xml:space="preserve">]. — </w:t>
+      </w:r>
+      <w:r>
+        <w:t>Режим</w:t>
+      </w:r>
+      <w:r>
+        <w:rPr>
+          <w:lang w:val="en-US"/>
+        </w:rPr>
+        <w:t xml:space="preserve"> </w:t>
+      </w:r>
+      <w:r>
+        <w:t>доступа</w:t>
+      </w:r>
+      <w:r>
+        <w:rPr>
+          <w:lang w:val="en-US"/>
+        </w:rPr>
+        <w:t xml:space="preserve">: </w:t>
+      </w:r>
+      <w:hyperlink r:id="rId11" w:tgtFrame="_new" w:history="1">
+        <w:r>
+          <w:rPr>
+            <w:rStyle w:val="ae"/>
+            <w:rFonts w:ascii="Times New Roman" w:hAnsi="Times New Roman"/>
+            <w:sz w:val="28"/>
+            <w:lang w:val="en-US"/>
+          </w:rPr>
+          <w:t>https://go.dev/ref/spec</w:t>
+        </w:r>
+      </w:hyperlink>
+      <w:r>
+        <w:rPr>
+          <w:lang w:val="en-US"/>
+        </w:rPr>
+        <w:t xml:space="preserve"> (</w:t>
+      </w:r>
+      <w:r>
+        <w:t>дата</w:t>
+      </w:r>
+      <w:r>
+        <w:rPr>
+          <w:lang w:val="en-US"/>
+        </w:rPr>
+        <w:t xml:space="preserve"> </w:t>
+      </w:r>
+      <w:r>
+        <w:t>обращения</w:t>
+      </w:r>
+      <w:r>
+        <w:rPr>
+          <w:lang w:val="en-US"/>
+        </w:rPr>
+        <w:t xml:space="preserve">: 20.04.2026). </w:t>
+      </w:r>
+    </w:p>
+    <w:p>
+      <w:pPr>
+        <w:pStyle w:val="ReferenceItem"/>
+        <w:rPr>
+          <w:lang w:val="en-US"/>
+        </w:rPr>
+      </w:pPr>
+      <w:r>
+        <w:t>9.</w:t>
+      </w:r>
+      <w:r>
+        <w:rPr>
+          <w:lang w:val="en-US"/>
+        </w:rPr>
+        <w:t xml:space="preserve">  Docker Inc. Docker Compose: Documentation [</w:t>
+      </w:r>
+      <w:r>
+        <w:t>Электронный</w:t>
+      </w:r>
+      <w:r>
+        <w:rPr>
+          <w:lang w:val="en-US"/>
+        </w:rPr>
+        <w:t xml:space="preserve"> </w:t>
+      </w:r>
+      <w:r>
+        <w:t>ресурс</w:t>
+      </w:r>
+      <w:r>
+        <w:rPr>
+          <w:lang w:val="en-US"/>
+        </w:rPr>
+        <w:t xml:space="preserve">]. — </w:t>
+      </w:r>
+      <w:r>
+        <w:t>Режим</w:t>
+      </w:r>
+      <w:r>
+        <w:rPr>
+          <w:lang w:val="en-US"/>
+        </w:rPr>
+        <w:t xml:space="preserve"> </w:t>
+      </w:r>
+      <w:r>
+        <w:t>доступа</w:t>
+      </w:r>
+      <w:r>
+        <w:rPr>
+          <w:lang w:val="en-US"/>
+        </w:rPr>
+        <w:t xml:space="preserve">: </w:t>
+      </w:r>
+      <w:hyperlink r:id="rId12" w:tgtFrame="_new" w:history="1">
+        <w:r>
+          <w:rPr>
+            <w:rStyle w:val="ae"/>
+            <w:rFonts w:ascii="Times New Roman" w:hAnsi="Times New Roman"/>
+            <w:sz w:val="28"/>
+            <w:lang w:val="en-US"/>
+          </w:rPr>
+          <w:t>https://docs.docker.com/compose/</w:t>
+        </w:r>
+      </w:hyperlink>
+      <w:r>
+        <w:rPr>
+          <w:lang w:val="en-US"/>
+        </w:rPr>
+        <w:t xml:space="preserve"> (</w:t>
+      </w:r>
+      <w:r>
+        <w:t>дата</w:t>
+      </w:r>
+      <w:r>
+        <w:rPr>
+          <w:lang w:val="en-US"/>
+        </w:rPr>
+        <w:t xml:space="preserve"> </w:t>
+      </w:r>
+      <w:r>
+        <w:t>обращения</w:t>
+      </w:r>
+      <w:r>
+        <w:rPr>
+          <w:lang w:val="en-US"/>
+        </w:rPr>
+        <w:t xml:space="preserve">: 20.04.2026). </w:t>
+      </w:r>
+    </w:p>
+    <w:p>
+      <w:pPr>
+        <w:pStyle w:val="ReferenceItem"/>
+      </w:pPr>
+      <w:r>
+        <w:t>10.</w:t>
+      </w:r>
+      <w:r>
+        <w:t xml:space="preserve">  Apache Software Foundation. Apache </w:t>
+      </w:r>
+      <w:proofErr w:type="spellStart"/>
+      <w:r>
+        <w:t>Kafka</w:t>
+      </w:r>
+      <w:proofErr w:type="spellEnd"/>
+      <w:r>
+        <w:t xml:space="preserve">: </w:t>
+      </w:r>
+      <w:proofErr w:type="spellStart"/>
+      <w:r>
+        <w:t>Documentation</w:t>
+      </w:r>
+      <w:proofErr w:type="spellEnd"/>
+      <w:r>
+        <w:t xml:space="preserve"> [Электронный ресурс]. — Режим доступа: </w:t>
+      </w:r>
+      <w:hyperlink r:id="rId13" w:tgtFrame="_new" w:history="1">
+        <w:r>
+          <w:rPr>
+            <w:rStyle w:val="ae"/>
+            <w:rFonts w:ascii="Times New Roman" w:hAnsi="Times New Roman"/>
+            <w:sz w:val="28"/>
+          </w:rPr>
+          <w:t>https://kafka.apache.org/documentation/</w:t>
+        </w:r>
+      </w:hyperlink>
+      <w:r>
+        <w:t xml:space="preserve"> (дата обращения: 20.04.2026).</w:t>
+      </w:r>
     </w:p>
     <w:sectPr>
-      <w:footerReference w:type="even" r:id="rId10"/>
-      <w:footerReference w:type="default" r:id="rId11"/>
-      <w:footerReference w:type="first" r:id="rId12"/>
+      <w:footerReference w:type="even" r:id="rId14"/>
+      <w:footerReference w:type="default" r:id="rId15"/>
+      <w:footerReference w:type="first" r:id="rId16"/>
       <w:pgSz w:w="11906" w:h="16838"/>
       <w:pgMar w:top="1134" w:right="851" w:bottom="1134" w:left="1701" w:header="0" w:footer="284" w:gutter="0"/>
       <w:cols w:space="720"/>
@@ -41927,6 +42934,18 @@
       </w:tcPr>
     </w:tblStylePr>
   </w:style>
+  <w:style w:type="character" w:styleId="affff4">
+    <w:name w:val="Unresolved Mention"/>
+    <w:basedOn w:val="a1"/>
+    <w:uiPriority w:val="99"/>
+    <w:semiHidden/>
+    <w:unhideWhenUsed/>
+    <w:rsid w:val="00570570"/>
+    <w:rPr>
+      <w:color w:val="605E5C"/>
+      <w:shd w:val="clear" w:color="auto" w:fill="E1DFDD"/>
+    </w:rPr>
+  </w:style>
 </w:styles>
 </file>
 
